--- a/data/outputs/v2/General_Science/SS2.1_The_Periodic_Table/General_Science_The_Periodic_Table_FinalExplanation.docx
+++ b/data/outputs/v2/General_Science/SS2.1_The_Periodic_Table/General_Science_The_Periodic_Table_FinalExplanation.docx
@@ -38,6 +38,177 @@
           <w:szCs w:val="22"/>
         </w:rPr>
         <w:t xml:space="preserve">Student Assessment Document</w:t>
+      </w:r>
+    </w:p>
+    <w:p>
+      <w:pPr>
+        <w:spacing w:after="80" w:before="120"/>
+      </w:pPr>
+      <w:r>
+        <w:rPr>
+          <w:rFonts w:ascii="Arial" w:cs="Arial" w:eastAsia="Arial" w:hAnsi="Arial"/>
+          <w:b/>
+          <w:bCs/>
+          <w:color w:val="1F3864"/>
+          <w:sz w:val="20"/>
+          <w:szCs w:val="20"/>
+        </w:rPr>
+        <w:t xml:space="preserve">ATTRIBUTION AND LICENSING</w:t>
+      </w:r>
+    </w:p>
+    <w:p>
+      <w:pPr>
+        <w:spacing w:after="60" w:before="0"/>
+      </w:pPr>
+      <w:r>
+        <w:rPr>
+          <w:rFonts w:ascii="Arial" w:cs="Arial" w:eastAsia="Arial" w:hAnsi="Arial"/>
+          <w:b/>
+          <w:bCs/>
+          <w:sz w:val="17"/>
+          <w:szCs w:val="17"/>
+        </w:rPr>
+        <w:t xml:space="preserve">Curriculum Alignment: </w:t>
+      </w:r>
+      <w:r>
+        <w:rPr>
+          <w:rFonts w:ascii="Arial" w:cs="Arial" w:eastAsia="Arial" w:hAnsi="Arial"/>
+          <w:sz w:val="17"/>
+          <w:szCs w:val="17"/>
+        </w:rPr>
+        <w:t xml:space="preserve">Structured in pedagogical alignment with the competence-based curriculum format and learning outcomes established by the Kenya Institute of Curriculum Development (KICD). This material is independently developed and is not officially endorsed or published by KICD.</w:t>
+      </w:r>
+    </w:p>
+    <w:p>
+      <w:pPr>
+        <w:spacing w:after="60" w:before="0"/>
+      </w:pPr>
+      <w:r>
+        <w:rPr>
+          <w:rFonts w:ascii="Arial" w:cs="Arial" w:eastAsia="Arial" w:hAnsi="Arial"/>
+          <w:b/>
+          <w:bCs/>
+          <w:sz w:val="17"/>
+          <w:szCs w:val="17"/>
+        </w:rPr>
+        <w:t xml:space="preserve">Content &amp; Pedagogy: </w:t>
+      </w:r>
+      <w:r>
+        <w:rPr>
+          <w:rFonts w:ascii="Arial" w:cs="Arial" w:eastAsia="Arial" w:hAnsi="Arial"/>
+          <w:sz w:val="17"/>
+          <w:szCs w:val="17"/>
+        </w:rPr>
+        <w:t xml:space="preserve">Developed and adapted by the educator team at SeaVuria (registered 501(c)(3) in the United States and registered NGO in Kenya, No. 872-850A-BF11), who designed the pedagogical framework, lesson templates and exemplar lessons on which this material is based.</w:t>
+      </w:r>
+    </w:p>
+    <w:p>
+      <w:pPr>
+        <w:spacing w:after="60" w:before="0"/>
+      </w:pPr>
+      <w:r>
+        <w:rPr>
+          <w:rFonts w:ascii="Arial" w:cs="Arial" w:eastAsia="Arial" w:hAnsi="Arial"/>
+          <w:b/>
+          <w:bCs/>
+          <w:sz w:val="17"/>
+          <w:szCs w:val="17"/>
+        </w:rPr>
+        <w:t xml:space="preserve">Production &amp; Layout: </w:t>
+      </w:r>
+      <w:r>
+        <w:rPr>
+          <w:rFonts w:ascii="Arial" w:cs="Arial" w:eastAsia="Arial" w:hAnsi="Arial"/>
+          <w:sz w:val="17"/>
+          <w:szCs w:val="17"/>
+        </w:rPr>
+        <w:t xml:space="preserve">Educational design and curriculum sequencing by SeaVuria. Technical layout, structural formatting, and digital optimization/implementation executed in partnership with ARES Education (registered 501(c)(3) in the United States and Canada (as Afretech Aid) and registered NGO in Kenya), with lesson drafting and compilation assisted by AI (Claude, Anthropic).</w:t>
+      </w:r>
+    </w:p>
+    <w:p>
+      <w:pPr>
+        <w:pBdr>
+          <w:bottom w:val="single" w:color="1F3864" w:sz="6" w:space="6"/>
+        </w:pBdr>
+        <w:spacing w:after="60" w:before="0"/>
+      </w:pPr>
+      <w:r>
+        <w:rPr>
+          <w:rFonts w:ascii="Arial" w:cs="Arial" w:eastAsia="Arial" w:hAnsi="Arial"/>
+          <w:b/>
+          <w:bCs/>
+          <w:sz w:val="17"/>
+          <w:szCs w:val="17"/>
+        </w:rPr>
+        <w:t xml:space="preserve">Licensing &amp; Copyright: </w:t>
+      </w:r>
+      <w:r>
+        <w:rPr>
+          <w:rFonts w:ascii="Arial" w:cs="Arial" w:eastAsia="Arial" w:hAnsi="Arial"/>
+          <w:sz w:val="17"/>
+          <w:szCs w:val="17"/>
+        </w:rPr>
+        <w:t xml:space="preserve">© 2026 SeaVuria and ARES. This work is licensed under a </w:t>
+      </w:r>
+      <w:hyperlink w:history="1" r:id="rIdwutzhldizq3kbwgvhgbcr">
+        <w:r>
+          <w:rPr>
+            <w:rFonts w:ascii="Arial" w:cs="Arial" w:eastAsia="Arial" w:hAnsi="Arial"/>
+            <w:color w:val="1F6B75"/>
+            <w:sz w:val="17"/>
+            <w:szCs w:val="17"/>
+            <w:u w:val="single" w:color="1F6B75"/>
+          </w:rPr>
+          <w:t xml:space="preserve">Creative Commons Attribution-NonCommercial 4.0 International License</w:t>
+        </w:r>
+      </w:hyperlink>
+      <w:r>
+        <w:rPr>
+          <w:rFonts w:ascii="Arial" w:cs="Arial" w:eastAsia="Arial" w:hAnsi="Arial"/>
+          <w:sz w:val="17"/>
+          <w:szCs w:val="17"/>
+        </w:rPr>
+        <w:t xml:space="preserve"> (</w:t>
+      </w:r>
+      <w:hyperlink w:history="1" r:id="rIdk2nl7preupq0q-kloyj23">
+        <w:r>
+          <w:rPr>
+            <w:rFonts w:ascii="Arial" w:cs="Arial" w:eastAsia="Arial" w:hAnsi="Arial"/>
+            <w:color w:val="1F6B75"/>
+            <w:sz w:val="17"/>
+            <w:szCs w:val="17"/>
+            <w:u w:val="single" w:color="1F6B75"/>
+          </w:rPr>
+          <w:t xml:space="preserve">CC BY-NC 4.0</w:t>
+        </w:r>
+      </w:hyperlink>
+      <w:r>
+        <w:rPr>
+          <w:rFonts w:ascii="Arial" w:cs="Arial" w:eastAsia="Arial" w:hAnsi="Arial"/>
+          <w:sz w:val="17"/>
+          <w:szCs w:val="17"/>
+        </w:rPr>
+        <w:t xml:space="preserve">). To view a copy of this license, visit </w:t>
+      </w:r>
+      <w:hyperlink w:history="1" r:id="rIdf3tcvlx43fl4xlzoqrbu6">
+        <w:r>
+          <w:rPr>
+            <w:rFonts w:ascii="Arial" w:cs="Arial" w:eastAsia="Arial" w:hAnsi="Arial"/>
+            <w:color w:val="1F6B75"/>
+            <w:sz w:val="17"/>
+            <w:szCs w:val="17"/>
+            <w:u w:val="single" w:color="1F6B75"/>
+          </w:rPr>
+          <w:t xml:space="preserve">https://creativecommons.org/licenses/by-nc/4.0/</w:t>
+        </w:r>
+      </w:hyperlink>
+      <w:r>
+        <w:rPr>
+          <w:rFonts w:ascii="Arial" w:cs="Arial" w:eastAsia="Arial" w:hAnsi="Arial"/>
+          <w:sz w:val="17"/>
+          <w:szCs w:val="17"/>
+        </w:rPr>
+        <w:t xml:space="preserve">. You are free to copy, redistribute, and adapt this material in any medium or format, provided appropriate credit is given and the material is not used for commercial purposes. KICD learning outcomes and curriculum designations reproduced here for alignment purposes remain the property of KICD and are not covered by this license. Linked external resources (e.g. CK-12, Khan Academy, PhET) are subject to their own licenses.</w:t>
       </w:r>
     </w:p>
     <w:p>

--- a/data/outputs/v2/General_Science/SS2.1_The_Periodic_Table/General_Science_The_Periodic_Table_FinalExplanation.docx
+++ b/data/outputs/v2/General_Science/SS2.1_The_Periodic_Table/General_Science_The_Periodic_Table_FinalExplanation.docx
@@ -38,177 +38,6 @@
           <w:szCs w:val="22"/>
         </w:rPr>
         <w:t xml:space="preserve">Student Assessment Document</w:t>
-      </w:r>
-    </w:p>
-    <w:p>
-      <w:pPr>
-        <w:spacing w:after="80" w:before="120"/>
-      </w:pPr>
-      <w:r>
-        <w:rPr>
-          <w:rFonts w:ascii="Arial" w:cs="Arial" w:eastAsia="Arial" w:hAnsi="Arial"/>
-          <w:b/>
-          <w:bCs/>
-          <w:color w:val="1F3864"/>
-          <w:sz w:val="20"/>
-          <w:szCs w:val="20"/>
-        </w:rPr>
-        <w:t xml:space="preserve">ATTRIBUTION AND LICENSING</w:t>
-      </w:r>
-    </w:p>
-    <w:p>
-      <w:pPr>
-        <w:spacing w:after="60" w:before="0"/>
-      </w:pPr>
-      <w:r>
-        <w:rPr>
-          <w:rFonts w:ascii="Arial" w:cs="Arial" w:eastAsia="Arial" w:hAnsi="Arial"/>
-          <w:b/>
-          <w:bCs/>
-          <w:sz w:val="17"/>
-          <w:szCs w:val="17"/>
-        </w:rPr>
-        <w:t xml:space="preserve">Curriculum Alignment: </w:t>
-      </w:r>
-      <w:r>
-        <w:rPr>
-          <w:rFonts w:ascii="Arial" w:cs="Arial" w:eastAsia="Arial" w:hAnsi="Arial"/>
-          <w:sz w:val="17"/>
-          <w:szCs w:val="17"/>
-        </w:rPr>
-        <w:t xml:space="preserve">Structured in pedagogical alignment with the competence-based curriculum format and learning outcomes established by the Kenya Institute of Curriculum Development (KICD). This material is independently developed and is not officially endorsed or published by KICD.</w:t>
-      </w:r>
-    </w:p>
-    <w:p>
-      <w:pPr>
-        <w:spacing w:after="60" w:before="0"/>
-      </w:pPr>
-      <w:r>
-        <w:rPr>
-          <w:rFonts w:ascii="Arial" w:cs="Arial" w:eastAsia="Arial" w:hAnsi="Arial"/>
-          <w:b/>
-          <w:bCs/>
-          <w:sz w:val="17"/>
-          <w:szCs w:val="17"/>
-        </w:rPr>
-        <w:t xml:space="preserve">Content &amp; Pedagogy: </w:t>
-      </w:r>
-      <w:r>
-        <w:rPr>
-          <w:rFonts w:ascii="Arial" w:cs="Arial" w:eastAsia="Arial" w:hAnsi="Arial"/>
-          <w:sz w:val="17"/>
-          <w:szCs w:val="17"/>
-        </w:rPr>
-        <w:t xml:space="preserve">Developed and adapted by the educator team at SeaVuria (registered 501(c)(3) in the United States and registered NGO in Kenya, No. 872-850A-BF11), who designed the pedagogical framework, lesson templates and exemplar lessons on which this material is based.</w:t>
-      </w:r>
-    </w:p>
-    <w:p>
-      <w:pPr>
-        <w:spacing w:after="60" w:before="0"/>
-      </w:pPr>
-      <w:r>
-        <w:rPr>
-          <w:rFonts w:ascii="Arial" w:cs="Arial" w:eastAsia="Arial" w:hAnsi="Arial"/>
-          <w:b/>
-          <w:bCs/>
-          <w:sz w:val="17"/>
-          <w:szCs w:val="17"/>
-        </w:rPr>
-        <w:t xml:space="preserve">Production &amp; Layout: </w:t>
-      </w:r>
-      <w:r>
-        <w:rPr>
-          <w:rFonts w:ascii="Arial" w:cs="Arial" w:eastAsia="Arial" w:hAnsi="Arial"/>
-          <w:sz w:val="17"/>
-          <w:szCs w:val="17"/>
-        </w:rPr>
-        <w:t xml:space="preserve">Educational design and curriculum sequencing by SeaVuria. Technical layout, structural formatting, and digital optimization/implementation executed in partnership with ARES Education (registered 501(c)(3) in the United States and Canada (as Afretech Aid) and registered NGO in Kenya), with lesson drafting and compilation assisted by AI (Claude, Anthropic).</w:t>
-      </w:r>
-    </w:p>
-    <w:p>
-      <w:pPr>
-        <w:pBdr>
-          <w:bottom w:val="single" w:color="1F3864" w:sz="6" w:space="6"/>
-        </w:pBdr>
-        <w:spacing w:after="60" w:before="0"/>
-      </w:pPr>
-      <w:r>
-        <w:rPr>
-          <w:rFonts w:ascii="Arial" w:cs="Arial" w:eastAsia="Arial" w:hAnsi="Arial"/>
-          <w:b/>
-          <w:bCs/>
-          <w:sz w:val="17"/>
-          <w:szCs w:val="17"/>
-        </w:rPr>
-        <w:t xml:space="preserve">Licensing &amp; Copyright: </w:t>
-      </w:r>
-      <w:r>
-        <w:rPr>
-          <w:rFonts w:ascii="Arial" w:cs="Arial" w:eastAsia="Arial" w:hAnsi="Arial"/>
-          <w:sz w:val="17"/>
-          <w:szCs w:val="17"/>
-        </w:rPr>
-        <w:t xml:space="preserve">© 2026 SeaVuria and ARES. This work is licensed under a </w:t>
-      </w:r>
-      <w:hyperlink w:history="1" r:id="rIdwutzhldizq3kbwgvhgbcr">
-        <w:r>
-          <w:rPr>
-            <w:rFonts w:ascii="Arial" w:cs="Arial" w:eastAsia="Arial" w:hAnsi="Arial"/>
-            <w:color w:val="1F6B75"/>
-            <w:sz w:val="17"/>
-            <w:szCs w:val="17"/>
-            <w:u w:val="single" w:color="1F6B75"/>
-          </w:rPr>
-          <w:t xml:space="preserve">Creative Commons Attribution-NonCommercial 4.0 International License</w:t>
-        </w:r>
-      </w:hyperlink>
-      <w:r>
-        <w:rPr>
-          <w:rFonts w:ascii="Arial" w:cs="Arial" w:eastAsia="Arial" w:hAnsi="Arial"/>
-          <w:sz w:val="17"/>
-          <w:szCs w:val="17"/>
-        </w:rPr>
-        <w:t xml:space="preserve"> (</w:t>
-      </w:r>
-      <w:hyperlink w:history="1" r:id="rIdk2nl7preupq0q-kloyj23">
-        <w:r>
-          <w:rPr>
-            <w:rFonts w:ascii="Arial" w:cs="Arial" w:eastAsia="Arial" w:hAnsi="Arial"/>
-            <w:color w:val="1F6B75"/>
-            <w:sz w:val="17"/>
-            <w:szCs w:val="17"/>
-            <w:u w:val="single" w:color="1F6B75"/>
-          </w:rPr>
-          <w:t xml:space="preserve">CC BY-NC 4.0</w:t>
-        </w:r>
-      </w:hyperlink>
-      <w:r>
-        <w:rPr>
-          <w:rFonts w:ascii="Arial" w:cs="Arial" w:eastAsia="Arial" w:hAnsi="Arial"/>
-          <w:sz w:val="17"/>
-          <w:szCs w:val="17"/>
-        </w:rPr>
-        <w:t xml:space="preserve">). To view a copy of this license, visit </w:t>
-      </w:r>
-      <w:hyperlink w:history="1" r:id="rIdf3tcvlx43fl4xlzoqrbu6">
-        <w:r>
-          <w:rPr>
-            <w:rFonts w:ascii="Arial" w:cs="Arial" w:eastAsia="Arial" w:hAnsi="Arial"/>
-            <w:color w:val="1F6B75"/>
-            <w:sz w:val="17"/>
-            <w:szCs w:val="17"/>
-            <w:u w:val="single" w:color="1F6B75"/>
-          </w:rPr>
-          <w:t xml:space="preserve">https://creativecommons.org/licenses/by-nc/4.0/</w:t>
-        </w:r>
-      </w:hyperlink>
-      <w:r>
-        <w:rPr>
-          <w:rFonts w:ascii="Arial" w:cs="Arial" w:eastAsia="Arial" w:hAnsi="Arial"/>
-          <w:sz w:val="17"/>
-          <w:szCs w:val="17"/>
-        </w:rPr>
-        <w:t xml:space="preserve">. You are free to copy, redistribute, and adapt this material in any medium or format, provided appropriate credit is given and the material is not used for commercial purposes. KICD learning outcomes and curriculum designations reproduced here for alignment purposes remain the property of KICD and are not covered by this license. Linked external resources (e.g. CK-12, Khan Academy, PhET) are subject to their own licenses.</w:t>
       </w:r>
     </w:p>
     <w:p>
@@ -2461,6 +2290,185 @@
         </w:tc>
       </w:tr>
     </w:tbl>
+    <w:p>
+      <w:pPr>
+        <w:spacing w:after="120"/>
+      </w:pPr>
+      <w:r>
+        <w:t xml:space="preserve"/>
+      </w:r>
+    </w:p>
+    <w:p>
+      <w:pPr>
+        <w:spacing w:after="80" w:before="120"/>
+      </w:pPr>
+      <w:r>
+        <w:rPr>
+          <w:rFonts w:ascii="Arial" w:cs="Arial" w:eastAsia="Arial" w:hAnsi="Arial"/>
+          <w:b/>
+          <w:bCs/>
+          <w:color w:val="1F3864"/>
+          <w:sz w:val="20"/>
+          <w:szCs w:val="20"/>
+        </w:rPr>
+        <w:t xml:space="preserve">ATTRIBUTION AND LICENSING</w:t>
+      </w:r>
+    </w:p>
+    <w:p>
+      <w:pPr>
+        <w:spacing w:after="60" w:before="0"/>
+      </w:pPr>
+      <w:r>
+        <w:rPr>
+          <w:rFonts w:ascii="Arial" w:cs="Arial" w:eastAsia="Arial" w:hAnsi="Arial"/>
+          <w:b/>
+          <w:bCs/>
+          <w:sz w:val="17"/>
+          <w:szCs w:val="17"/>
+        </w:rPr>
+        <w:t xml:space="preserve">Curriculum Alignment: </w:t>
+      </w:r>
+      <w:r>
+        <w:rPr>
+          <w:rFonts w:ascii="Arial" w:cs="Arial" w:eastAsia="Arial" w:hAnsi="Arial"/>
+          <w:sz w:val="17"/>
+          <w:szCs w:val="17"/>
+        </w:rPr>
+        <w:t xml:space="preserve">Structured in pedagogical alignment with the competence-based curriculum format and learning outcomes established by the Kenya Institute of Curriculum Development (KICD). This material is independently developed and is not officially endorsed or published by KICD.</w:t>
+      </w:r>
+    </w:p>
+    <w:p>
+      <w:pPr>
+        <w:spacing w:after="60" w:before="0"/>
+      </w:pPr>
+      <w:r>
+        <w:rPr>
+          <w:rFonts w:ascii="Arial" w:cs="Arial" w:eastAsia="Arial" w:hAnsi="Arial"/>
+          <w:b/>
+          <w:bCs/>
+          <w:sz w:val="17"/>
+          <w:szCs w:val="17"/>
+        </w:rPr>
+        <w:t xml:space="preserve">Content &amp; Pedagogy: </w:t>
+      </w:r>
+      <w:r>
+        <w:rPr>
+          <w:rFonts w:ascii="Arial" w:cs="Arial" w:eastAsia="Arial" w:hAnsi="Arial"/>
+          <w:sz w:val="17"/>
+          <w:szCs w:val="17"/>
+        </w:rPr>
+        <w:t xml:space="preserve">Developed and adapted by the educator team at SeaVuria (registered 501(c)(3) in the United States and registered NGO in Kenya, No. 872-850A-BF11), who designed the pedagogical framework, lesson templates and exemplar lessons on which this material is based.</w:t>
+      </w:r>
+    </w:p>
+    <w:p>
+      <w:pPr>
+        <w:spacing w:after="60" w:before="0"/>
+      </w:pPr>
+      <w:r>
+        <w:rPr>
+          <w:rFonts w:ascii="Arial" w:cs="Arial" w:eastAsia="Arial" w:hAnsi="Arial"/>
+          <w:b/>
+          <w:bCs/>
+          <w:sz w:val="17"/>
+          <w:szCs w:val="17"/>
+        </w:rPr>
+        <w:t xml:space="preserve">Production &amp; Layout: </w:t>
+      </w:r>
+      <w:r>
+        <w:rPr>
+          <w:rFonts w:ascii="Arial" w:cs="Arial" w:eastAsia="Arial" w:hAnsi="Arial"/>
+          <w:sz w:val="17"/>
+          <w:szCs w:val="17"/>
+        </w:rPr>
+        <w:t xml:space="preserve">Educational design and curriculum sequencing by SeaVuria. Technical layout, structural formatting, and digital optimization/implementation executed in partnership with ARES Education (registered 501(c)(3) in the United States and Canada (as Afretech Aid) and registered NGO in Kenya), with lesson drafting and compilation assisted by AI (Claude, Anthropic).</w:t>
+      </w:r>
+    </w:p>
+    <w:p>
+      <w:pPr>
+        <w:pBdr>
+          <w:bottom w:val="single" w:color="1F3864" w:sz="6" w:space="6"/>
+        </w:pBdr>
+        <w:spacing w:after="60" w:before="0"/>
+      </w:pPr>
+      <w:r>
+        <w:rPr>
+          <w:rFonts w:ascii="Arial" w:cs="Arial" w:eastAsia="Arial" w:hAnsi="Arial"/>
+          <w:b/>
+          <w:bCs/>
+          <w:sz w:val="17"/>
+          <w:szCs w:val="17"/>
+        </w:rPr>
+        <w:t xml:space="preserve">Licensing &amp; Copyright: </w:t>
+      </w:r>
+      <w:r>
+        <w:rPr>
+          <w:rFonts w:ascii="Arial" w:cs="Arial" w:eastAsia="Arial" w:hAnsi="Arial"/>
+          <w:sz w:val="17"/>
+          <w:szCs w:val="17"/>
+        </w:rPr>
+        <w:t xml:space="preserve">© 2026 SeaVuria and ARES. This work is licensed under a </w:t>
+      </w:r>
+      <w:hyperlink w:history="1" r:id="rIdqde31owtfiacm_kua7bdp">
+        <w:r>
+          <w:rPr>
+            <w:rFonts w:ascii="Arial" w:cs="Arial" w:eastAsia="Arial" w:hAnsi="Arial"/>
+            <w:color w:val="1F6B75"/>
+            <w:sz w:val="17"/>
+            <w:szCs w:val="17"/>
+            <w:u w:val="single" w:color="1F6B75"/>
+          </w:rPr>
+          <w:t xml:space="preserve">Creative Commons Attribution-NonCommercial 4.0 International License</w:t>
+        </w:r>
+      </w:hyperlink>
+      <w:r>
+        <w:rPr>
+          <w:rFonts w:ascii="Arial" w:cs="Arial" w:eastAsia="Arial" w:hAnsi="Arial"/>
+          <w:sz w:val="17"/>
+          <w:szCs w:val="17"/>
+        </w:rPr>
+        <w:t xml:space="preserve"> (</w:t>
+      </w:r>
+      <w:hyperlink w:history="1" r:id="rIdytisxco0pml5roxmm5oly">
+        <w:r>
+          <w:rPr>
+            <w:rFonts w:ascii="Arial" w:cs="Arial" w:eastAsia="Arial" w:hAnsi="Arial"/>
+            <w:color w:val="1F6B75"/>
+            <w:sz w:val="17"/>
+            <w:szCs w:val="17"/>
+            <w:u w:val="single" w:color="1F6B75"/>
+          </w:rPr>
+          <w:t xml:space="preserve">CC BY-NC 4.0</w:t>
+        </w:r>
+      </w:hyperlink>
+      <w:r>
+        <w:rPr>
+          <w:rFonts w:ascii="Arial" w:cs="Arial" w:eastAsia="Arial" w:hAnsi="Arial"/>
+          <w:sz w:val="17"/>
+          <w:szCs w:val="17"/>
+        </w:rPr>
+        <w:t xml:space="preserve">). To view a copy of this license, visit </w:t>
+      </w:r>
+      <w:hyperlink w:history="1" r:id="rIdamanqmi9sogklp4tgk7-u">
+        <w:r>
+          <w:rPr>
+            <w:rFonts w:ascii="Arial" w:cs="Arial" w:eastAsia="Arial" w:hAnsi="Arial"/>
+            <w:color w:val="1F6B75"/>
+            <w:sz w:val="17"/>
+            <w:szCs w:val="17"/>
+            <w:u w:val="single" w:color="1F6B75"/>
+          </w:rPr>
+          <w:t xml:space="preserve">https://creativecommons.org/licenses/by-nc/4.0/</w:t>
+        </w:r>
+      </w:hyperlink>
+      <w:r>
+        <w:rPr>
+          <w:rFonts w:ascii="Arial" w:cs="Arial" w:eastAsia="Arial" w:hAnsi="Arial"/>
+          <w:sz w:val="17"/>
+          <w:szCs w:val="17"/>
+        </w:rPr>
+        <w:t xml:space="preserve">. You are free to copy, redistribute, and adapt this material in any medium or format, provided appropriate credit is given and the material is not used for commercial purposes. KICD learning outcomes and curriculum designations reproduced here for alignment purposes remain the property of KICD and are not covered by this license. Linked external resources (e.g. CK-12, Khan Academy, PhET) are subject to their own licenses.</w:t>
+      </w:r>
+    </w:p>
     <w:sectPr>
       <w:pgSz w:w="15840" w:h="12240" w:orient="landscape"/>
       <w:pgMar w:top="1080" w:right="1080" w:bottom="1080" w:left="1080" w:header="708" w:footer="708" w:gutter="0"/>

--- a/data/outputs/v2/General_Science/SS2.1_The_Periodic_Table/General_Science_The_Periodic_Table_FinalExplanation.docx
+++ b/data/outputs/v2/General_Science/SS2.1_The_Periodic_Table/General_Science_The_Periodic_Table_FinalExplanation.docx
@@ -95,7 +95,7 @@
                 <w:sz w:val="22"/>
                 <w:szCs w:val="22"/>
               </w:rPr>
-              <w:t xml:space="preserve">FINAL EXPLANATION: GENERAL SCIENCE — GRADE 10 | SUB-STRAND 2.1: THE PERIODIC TABLE</w:t>
+              <w:t xml:space="preserve">FINAL EXPLANATION: GENERAL SCIENCE GRADE 10: THE PERIODIC TABLE (SUB-STRAND 2.1)</w:t>
             </w:r>
           </w:p>
         </w:tc>
@@ -422,178 +422,7 @@
                 <w:sz w:val="18"/>
                 <w:szCs w:val="18"/>
               </w:rPr>
-              <w:t xml:space="preserve">This is your Final Explanation task. Over the past 8 lessons, you have investigated why fertiliser bags on Kenyan farms carry such specific and different chemical formulae — and what the inner structure of an atom has to do with it. Now it is time to bring everything you have learned together into one well-reasoned, evidence-based explanation.</w:t>
-            </w:r>
-          </w:p>
-          <w:p>
-            <w:pPr>
-              <w:spacing w:after="40" w:before="0"/>
-              <w:jc w:val="left"/>
-            </w:pPr>
-            <w:r>
-              <w:rPr>
-                <w:rFonts w:ascii="Arial" w:cs="Arial" w:eastAsia="Arial" w:hAnsi="Arial"/>
-                <w:b w:val="false"/>
-                <w:bCs w:val="false"/>
-                <w:i w:val="false"/>
-                <w:iCs w:val="false"/>
-                <w:color w:val="000000"/>
-                <w:sz w:val="18"/>
-                <w:szCs w:val="18"/>
-              </w:rPr>
-              <w:t xml:space="preserve"/>
-            </w:r>
-          </w:p>
-          <w:p>
-            <w:pPr>
-              <w:spacing w:after="40" w:before="0"/>
-              <w:jc w:val="left"/>
-            </w:pPr>
-            <w:r>
-              <w:rPr>
-                <w:rFonts w:ascii="Arial" w:cs="Arial" w:eastAsia="Arial" w:hAnsi="Arial"/>
-                <w:b w:val="false"/>
-                <w:bCs w:val="false"/>
-                <w:i w:val="false"/>
-                <w:iCs w:val="false"/>
-                <w:color w:val="000000"/>
-                <w:sz w:val="18"/>
-                <w:szCs w:val="18"/>
-              </w:rPr>
-              <w:t xml:space="preserve">READ THE SCENARIO CAREFULLY before you begin writing:</w:t>
-            </w:r>
-          </w:p>
-          <w:p>
-            <w:pPr>
-              <w:spacing w:after="40" w:before="0"/>
-              <w:jc w:val="left"/>
-            </w:pPr>
-            <w:r>
-              <w:rPr>
-                <w:rFonts w:ascii="Arial" w:cs="Arial" w:eastAsia="Arial" w:hAnsi="Arial"/>
-                <w:b w:val="false"/>
-                <w:bCs w:val="false"/>
-                <w:i w:val="false"/>
-                <w:iCs w:val="false"/>
-                <w:color w:val="000000"/>
-                <w:sz w:val="18"/>
-                <w:szCs w:val="18"/>
-              </w:rPr>
-              <w:t xml:space="preserve"/>
-            </w:r>
-          </w:p>
-          <w:p>
-            <w:pPr>
-              <w:spacing w:after="40" w:before="0"/>
-              <w:jc w:val="left"/>
-            </w:pPr>
-            <w:r>
-              <w:rPr>
-                <w:rFonts w:ascii="Arial" w:cs="Arial" w:eastAsia="Arial" w:hAnsi="Arial"/>
-                <w:b w:val="false"/>
-                <w:bCs w:val="false"/>
-                <w:i w:val="false"/>
-                <w:iCs w:val="false"/>
-                <w:color w:val="000000"/>
-                <w:sz w:val="18"/>
-                <w:szCs w:val="18"/>
-              </w:rPr>
-              <w:t xml:space="preserve">Amina, a Grade 10 learner from Kericho, is helping her family prepare for the next planting season on their tea farm. She holds two fertiliser bags side by side — one labelled CAN (Calcium Ammonium Nitrate, Ca(NO₃)₂·NH₄NO₃) and the other labelled DAP (Di-ammonium Phosphate, (NH₄)₂HPO₄). Both bags contain white crystalline solids that dissolve easily in water. Both contain nitrogen. Yet the formulae look completely different, and the agronomist at the Kericho Agricultural Office told Amina's mother that each fertiliser must be used at a specific growth stage or the tea bushes will not thrive. Amina wants to understand WHY — not just accept it.</w:t>
-            </w:r>
-          </w:p>
-          <w:p>
-            <w:pPr>
-              <w:spacing w:after="40" w:before="0"/>
-              <w:jc w:val="left"/>
-            </w:pPr>
-            <w:r>
-              <w:rPr>
-                <w:rFonts w:ascii="Arial" w:cs="Arial" w:eastAsia="Arial" w:hAnsi="Arial"/>
-                <w:b w:val="false"/>
-                <w:bCs w:val="false"/>
-                <w:i w:val="false"/>
-                <w:iCs w:val="false"/>
-                <w:color w:val="000000"/>
-                <w:sz w:val="18"/>
-                <w:szCs w:val="18"/>
-              </w:rPr>
-              <w:t xml:space="preserve"/>
-            </w:r>
-          </w:p>
-          <w:p>
-            <w:pPr>
-              <w:spacing w:after="40" w:before="0"/>
-              <w:jc w:val="left"/>
-            </w:pPr>
-            <w:r>
-              <w:rPr>
-                <w:rFonts w:ascii="Arial" w:cs="Arial" w:eastAsia="Arial" w:hAnsi="Arial"/>
-                <w:b w:val="false"/>
-                <w:bCs w:val="false"/>
-                <w:i w:val="false"/>
-                <w:iCs w:val="false"/>
-                <w:color w:val="000000"/>
-                <w:sz w:val="18"/>
-                <w:szCs w:val="18"/>
-              </w:rPr>
-              <w:t xml:space="preserve">YOUR TASK: Write a complete scientific explanation that answers the driving question:</w:t>
-            </w:r>
-          </w:p>
-          <w:p>
-            <w:pPr>
-              <w:spacing w:after="40" w:before="0"/>
-              <w:jc w:val="left"/>
-            </w:pPr>
-            <w:r>
-              <w:rPr>
-                <w:rFonts w:ascii="Arial" w:cs="Arial" w:eastAsia="Arial" w:hAnsi="Arial"/>
-                <w:b w:val="false"/>
-                <w:bCs w:val="false"/>
-                <w:i w:val="false"/>
-                <w:iCs w:val="false"/>
-                <w:color w:val="000000"/>
-                <w:sz w:val="18"/>
-                <w:szCs w:val="18"/>
-              </w:rPr>
-              <w:t xml:space="preserve">"Why do the fertiliser bags on Kenyan farms carry such specific and different chemical formulae — and what does the inner structure of an atom have to do with it?"</w:t>
-            </w:r>
-          </w:p>
-          <w:p>
-            <w:pPr>
-              <w:spacing w:after="40" w:before="0"/>
-              <w:jc w:val="left"/>
-            </w:pPr>
-            <w:r>
-              <w:rPr>
-                <w:rFonts w:ascii="Arial" w:cs="Arial" w:eastAsia="Arial" w:hAnsi="Arial"/>
-                <w:b w:val="false"/>
-                <w:bCs w:val="false"/>
-                <w:i w:val="false"/>
-                <w:iCs w:val="false"/>
-                <w:color w:val="000000"/>
-                <w:sz w:val="18"/>
-                <w:szCs w:val="18"/>
-              </w:rPr>
-              <w:t xml:space="preserve"/>
-            </w:r>
-          </w:p>
-          <w:p>
-            <w:pPr>
-              <w:spacing w:after="40" w:before="0"/>
-              <w:jc w:val="left"/>
-            </w:pPr>
-            <w:r>
-              <w:rPr>
-                <w:rFonts w:ascii="Arial" w:cs="Arial" w:eastAsia="Arial" w:hAnsi="Arial"/>
-                <w:b w:val="false"/>
-                <w:bCs w:val="false"/>
-                <w:i w:val="false"/>
-                <w:iCs w:val="false"/>
-                <w:color w:val="000000"/>
-                <w:sz w:val="18"/>
-                <w:szCs w:val="18"/>
-              </w:rPr>
-              <w:t xml:space="preserve">Your explanation must include all four sections below. Use scientific vocabulary accurately. Support every claim with evidence or reasoning from the investigations, readings, simulations, or discussions you completed in class. Aim for depth over length — every sentence should earn its place.</w:t>
+              <w:t xml:space="preserve">Final Explanation: Why do fertiliser bags carry such specific formulae? Think about the two bags a Grade 10 learner in Kericho saw on her family's tea farm: CAN, Ca(NO₃)₂·NH₄NO₃, and DAP, (NH₄)₂HPO₄. Both are white crystalline solids that dissolve in water, and both contain nitrogen, yet their formulae are different. Answer each prompt in the blank space under it, using what you learned in Lessons 1 to 8. Write in full sentences. Where a question asks you to show working, write each step. You may draw dot-and-cross diagrams or small tables. Use the words you met in class (valence electrons, group, period, ion, valency, radical, charge balance) and link each answer back to the fertiliser bags.</w:t>
             </w:r>
           </w:p>
         </w:tc>
@@ -621,14 +450,12 @@
         <w:tblLayout w:type="fixed"/>
       </w:tblPr>
       <w:tblGrid>
-        <w:gridCol w:w="3000"/>
-        <w:gridCol w:w="10680"/>
+        <w:gridCol w:w="13680"/>
       </w:tblGrid>
       <w:tr>
         <w:tc>
           <w:tcPr>
             <w:tcW w:type="dxa" w:w="13680"/>
-            <w:gridSpan w:val="2"/>
             <w:shd w:fill="1F3864" w:color="auto" w:val="clear"/>
             <w:tcMar>
               <w:top w:type="dxa" w:w="60"/>
@@ -654,15 +481,15 @@
                 <w:sz w:val="22"/>
                 <w:szCs w:val="22"/>
               </w:rPr>
-              <w:t xml:space="preserve">Section 1: The Inner Structure of the Atom — Building the Foundation</w:t>
-            </w:r>
-          </w:p>
-        </w:tc>
-      </w:tr>
-      <w:tr>
-        <w:tc>
-          <w:tcPr>
-            <w:tcW w:type="dxa" w:w="3000"/>
+              <w:t xml:space="preserve">Part 1: How the periodic table is organised</w:t>
+            </w:r>
+          </w:p>
+        </w:tc>
+      </w:tr>
+      <w:tr>
+        <w:tc>
+          <w:tcPr>
+            <w:tcW w:type="dxa" w:w="13680"/>
             <w:shd w:fill="D9EEF1" w:color="auto" w:val="clear"/>
             <w:tcMar>
               <w:top w:type="dxa" w:w="60"/>
@@ -688,93 +515,18 @@
                 <w:sz w:val="18"/>
                 <w:szCs w:val="18"/>
               </w:rPr>
-              <w:t xml:space="preserve">Explain what atoms are made of and why their internal structure matters. In your response:</w:t>
-            </w:r>
-          </w:p>
-          <w:p>
-            <w:pPr>
-              <w:spacing w:after="30" w:before="0"/>
-              <w:ind w:left="360" w:hanging="180"/>
-              <w:jc w:val="left"/>
-            </w:pPr>
-            <w:r>
-              <w:rPr>
-                <w:rFonts w:ascii="Arial" w:cs="Arial" w:eastAsia="Arial" w:hAnsi="Arial"/>
-                <w:b/>
-                <w:bCs/>
-                <w:i w:val="false"/>
-                <w:iCs w:val="false"/>
-                <w:color w:val="000000"/>
-                <w:sz w:val="18"/>
-                <w:szCs w:val="18"/>
-              </w:rPr>
-              <w:t xml:space="preserve">–  Describe the three subatomic particles (proton, neutron, electron) — their charges, masses, and locations inside the atom.</w:t>
-            </w:r>
-          </w:p>
-          <w:p>
-            <w:pPr>
-              <w:spacing w:after="30" w:before="0"/>
-              <w:ind w:left="360" w:hanging="180"/>
-              <w:jc w:val="left"/>
-            </w:pPr>
-            <w:r>
-              <w:rPr>
-                <w:rFonts w:ascii="Arial" w:cs="Arial" w:eastAsia="Arial" w:hAnsi="Arial"/>
-                <w:b/>
-                <w:bCs/>
-                <w:i w:val="false"/>
-                <w:iCs w:val="false"/>
-                <w:color w:val="000000"/>
-                <w:sz w:val="18"/>
-                <w:szCs w:val="18"/>
-              </w:rPr>
-              <w:t xml:space="preserve">–  Explain what the atomic number tells you and why it uniquely identifies each element.</w:t>
-            </w:r>
-          </w:p>
-          <w:p>
-            <w:pPr>
-              <w:spacing w:after="30" w:before="0"/>
-              <w:ind w:left="360" w:hanging="180"/>
-              <w:jc w:val="left"/>
-            </w:pPr>
-            <w:r>
-              <w:rPr>
-                <w:rFonts w:ascii="Arial" w:cs="Arial" w:eastAsia="Arial" w:hAnsi="Arial"/>
-                <w:b/>
-                <w:bCs/>
-                <w:i w:val="false"/>
-                <w:iCs w:val="false"/>
-                <w:color w:val="000000"/>
-                <w:sz w:val="18"/>
-                <w:szCs w:val="18"/>
-              </w:rPr>
-              <w:t xml:space="preserve">–  Describe how electrons are arranged in energy levels (shells) around the nucleus. Use specific examples from elements found in the two fertilisers — for example, nitrogen (N, atomic number 7), calcium (Ca, atomic number 20), phosphorus (P, atomic number 15), hydrogen (H, atomic number 1), and oxygen (O, atomic number 8).</w:t>
-            </w:r>
-          </w:p>
-          <w:p>
-            <w:pPr>
-              <w:spacing w:after="30" w:before="0"/>
-              <w:ind w:left="360" w:hanging="180"/>
-              <w:jc w:val="left"/>
-            </w:pPr>
-            <w:r>
-              <w:rPr>
-                <w:rFonts w:ascii="Arial" w:cs="Arial" w:eastAsia="Arial" w:hAnsi="Arial"/>
-                <w:b/>
-                <w:bCs/>
-                <w:i w:val="false"/>
-                <w:iCs w:val="false"/>
-                <w:color w:val="000000"/>
-                <w:sz w:val="18"/>
-                <w:szCs w:val="18"/>
-              </w:rPr>
-              <w:t xml:space="preserve">–  Explain what valence electrons are and why they — not the protons or neutrons in the nucleus — are the key to understanding chemical bonding and formula writing.</w:t>
-            </w:r>
-          </w:p>
-        </w:tc>
-        <w:tc>
-          <w:tcPr>
-            <w:tcW w:type="dxa" w:w="10680"/>
+              <w:t xml:space="preserve">A learner in Kericho says: 'The periodic table is just a list of elements. It has nothing to do with the fertiliser on our tea farm.' Use calcium (found in CAN) and nitrogen (found in CAN and DAP) to show that she is wrong. In your answer: (a) explain what the periodic law is and how you discovered it when you sorted the 20 element cards; (b) explain what the periods and the groups of the periodic table tell you about an atom's electron arrangement; (c) state which group calcium and nitrogen are in (use the group numbers 1 to 8 for the main groups, as in Lessons 4 and 5) and give the reason for each.</w:t>
+            </w:r>
+          </w:p>
+        </w:tc>
+      </w:tr>
+      <w:tr>
+        <w:trPr>
+          <w:trHeight w:val="4200" w:hRule="atLeast"/>
+        </w:trPr>
+        <w:tc>
+          <w:tcPr>
+            <w:tcW w:type="dxa" w:w="13680"/>
             <w:shd w:fill="FFFFFF" w:color="auto" w:val="clear"/>
             <w:tcMar>
               <w:top w:type="dxa" w:w="60"/>
@@ -794,13 +546,13 @@
                 <w:rFonts w:ascii="Arial" w:cs="Arial" w:eastAsia="Arial" w:hAnsi="Arial"/>
                 <w:b w:val="false"/>
                 <w:bCs w:val="false"/>
-                <w:i w:val="false"/>
-                <w:iCs w:val="false"/>
-                <w:color w:val="000000"/>
-                <w:sz w:val="18"/>
-                <w:szCs w:val="18"/>
-              </w:rPr>
-              <w:t xml:space="preserve">Every atom has a nucleus at its centre containing positively charged protons and uncharged neutrons, surrounded by negatively charged electrons arranged in energy levels called shells. The atomic number — the number of protons — uniquely identifies each element. Nitrogen, for example, has atomic number 7, meaning every nitrogen atom has exactly 7 protons. Its 7 electrons are arranged as 2 in the first shell and 5 in the second shell (2, 5). Calcium, with atomic number 20, has the electron arrangement 2, 8, 8, 2. Phosphorus (atomic number 15) has the arrangement 2, 8, 5. The electrons in the outermost shell are called valence electrons, and they are the ones that participate in chemical bonding. Nitrogen has 5 valence electrons, calcium has 2, and phosphorus has 5. These valence electrons determine how many bonds an atom can form and therefore what ratio it will combine in — which is exactly why the formula of DAP looks different from CAN. The inner structure of the atom is not just interesting science; it is the hidden code behind every chemical formula on Amina's fertiliser bags.</w:t>
+                <w:i/>
+                <w:iCs/>
+                <w:color w:val="808080"/>
+                <w:sz w:val="18"/>
+                <w:szCs w:val="18"/>
+              </w:rPr>
+              <w:t xml:space="preserve">Write your answer here:</w:t>
             </w:r>
           </w:p>
         </w:tc>
@@ -828,14 +580,12 @@
         <w:tblLayout w:type="fixed"/>
       </w:tblPr>
       <w:tblGrid>
-        <w:gridCol w:w="3000"/>
-        <w:gridCol w:w="10680"/>
+        <w:gridCol w:w="13680"/>
       </w:tblGrid>
       <w:tr>
         <w:tc>
           <w:tcPr>
             <w:tcW w:type="dxa" w:w="13680"/>
-            <w:gridSpan w:val="2"/>
             <w:shd w:fill="1F3864" w:color="auto" w:val="clear"/>
             <w:tcMar>
               <w:top w:type="dxa" w:w="60"/>
@@ -861,15 +611,15 @@
                 <w:sz w:val="22"/>
                 <w:szCs w:val="22"/>
               </w:rPr>
-              <w:t xml:space="preserve">Section 2: The Periodic Table — A Map of Electron Arrangements</w:t>
-            </w:r>
-          </w:p>
-        </w:tc>
-      </w:tr>
-      <w:tr>
-        <w:tc>
-          <w:tcPr>
-            <w:tcW w:type="dxa" w:w="3000"/>
+              <w:t xml:space="preserve">Part 2: Why electron arrangement is significant</w:t>
+            </w:r>
+          </w:p>
+        </w:tc>
+      </w:tr>
+      <w:tr>
+        <w:tc>
+          <w:tcPr>
+            <w:tcW w:type="dxa" w:w="13680"/>
             <w:shd w:fill="D9EEF1" w:color="auto" w:val="clear"/>
             <w:tcMar>
               <w:top w:type="dxa" w:w="60"/>
@@ -895,93 +645,18 @@
                 <w:sz w:val="18"/>
                 <w:szCs w:val="18"/>
               </w:rPr>
-              <w:t xml:space="preserve">Explain how the periodic table organises elements and why that organisation is directly connected to electron arrangement. In your response:</w:t>
-            </w:r>
-          </w:p>
-          <w:p>
-            <w:pPr>
-              <w:spacing w:after="30" w:before="0"/>
-              <w:ind w:left="360" w:hanging="180"/>
-              <w:jc w:val="left"/>
-            </w:pPr>
-            <w:r>
-              <w:rPr>
-                <w:rFonts w:ascii="Arial" w:cs="Arial" w:eastAsia="Arial" w:hAnsi="Arial"/>
-                <w:b/>
-                <w:bCs/>
-                <w:i w:val="false"/>
-                <w:iCs w:val="false"/>
-                <w:color w:val="000000"/>
-                <w:sz w:val="18"/>
-                <w:szCs w:val="18"/>
-              </w:rPr>
-              <w:t xml:space="preserve">–  Describe what a period (row) and a group (column) represent in terms of electron structure.</w:t>
-            </w:r>
-          </w:p>
-          <w:p>
-            <w:pPr>
-              <w:spacing w:after="30" w:before="0"/>
-              <w:ind w:left="360" w:hanging="180"/>
-              <w:jc w:val="left"/>
-            </w:pPr>
-            <w:r>
-              <w:rPr>
-                <w:rFonts w:ascii="Arial" w:cs="Arial" w:eastAsia="Arial" w:hAnsi="Arial"/>
-                <w:b/>
-                <w:bCs/>
-                <w:i w:val="false"/>
-                <w:iCs w:val="false"/>
-                <w:color w:val="000000"/>
-                <w:sz w:val="18"/>
-                <w:szCs w:val="18"/>
-              </w:rPr>
-              <w:t xml:space="preserve">–  Explain the significance of Groups I, II, VII, and 0 (Noble Gases) in terms of valence electrons and chemical behaviour.</w:t>
-            </w:r>
-          </w:p>
-          <w:p>
-            <w:pPr>
-              <w:spacing w:after="30" w:before="0"/>
-              <w:ind w:left="360" w:hanging="180"/>
-              <w:jc w:val="left"/>
-            </w:pPr>
-            <w:r>
-              <w:rPr>
-                <w:rFonts w:ascii="Arial" w:cs="Arial" w:eastAsia="Arial" w:hAnsi="Arial"/>
-                <w:b/>
-                <w:bCs/>
-                <w:i w:val="false"/>
-                <w:iCs w:val="false"/>
-                <w:color w:val="000000"/>
-                <w:sz w:val="18"/>
-                <w:szCs w:val="18"/>
-              </w:rPr>
-              <w:t xml:space="preserve">–  Locate nitrogen, calcium, hydrogen, oxygen, and phosphorus on the periodic table and explain what their position tells you about their electron arrangements and likely bonding behaviour.</w:t>
-            </w:r>
-          </w:p>
-          <w:p>
-            <w:pPr>
-              <w:spacing w:after="30" w:before="0"/>
-              <w:ind w:left="360" w:hanging="180"/>
-              <w:jc w:val="left"/>
-            </w:pPr>
-            <w:r>
-              <w:rPr>
-                <w:rFonts w:ascii="Arial" w:cs="Arial" w:eastAsia="Arial" w:hAnsi="Arial"/>
-                <w:b/>
-                <w:bCs/>
-                <w:i w:val="false"/>
-                <w:iCs w:val="false"/>
-                <w:color w:val="000000"/>
-                <w:sz w:val="18"/>
-                <w:szCs w:val="18"/>
-              </w:rPr>
-              <w:t xml:space="preserve">–  Explain the concept of periodicity — why elements in the same group behave similarly — and connect this to why Kenyan farmers can sometimes substitute one fertiliser for another within the same nutrient group.</w:t>
-            </w:r>
-          </w:p>
-        </w:tc>
-        <w:tc>
-          <w:tcPr>
-            <w:tcW w:type="dxa" w:w="10680"/>
+              <w:t xml:space="preserve">Explain why the arrangement of electrons in an atom, especially the outer shell, decides what ion the atom forms. Use calcium (2,8,8,2) and nitrogen (2,5) as your two examples. In your answer: (a) say what a full outer shell means for the stability of an atom and name one noble gas example; (b) explain, with the electron changes, how calcium forms its ion and how nitrogen forms its ion, giving each ion's symbol and charge; (c) explain why calcium forms a 2+ ion and not a 1+ or 3+ ion, using the noble gas rule.</w:t>
+            </w:r>
+          </w:p>
+        </w:tc>
+      </w:tr>
+      <w:tr>
+        <w:trPr>
+          <w:trHeight w:val="4200" w:hRule="atLeast"/>
+        </w:trPr>
+        <w:tc>
+          <w:tcPr>
+            <w:tcW w:type="dxa" w:w="13680"/>
             <w:shd w:fill="FFFFFF" w:color="auto" w:val="clear"/>
             <w:tcMar>
               <w:top w:type="dxa" w:w="60"/>
@@ -1001,13 +676,13 @@
                 <w:rFonts w:ascii="Arial" w:cs="Arial" w:eastAsia="Arial" w:hAnsi="Arial"/>
                 <w:b w:val="false"/>
                 <w:bCs w:val="false"/>
-                <w:i w:val="false"/>
-                <w:iCs w:val="false"/>
-                <w:color w:val="000000"/>
-                <w:sz w:val="18"/>
-                <w:szCs w:val="18"/>
-              </w:rPr>
-              <w:t xml:space="preserve">The periodic table arranges all known elements in order of increasing atomic number, but its genius is that this arrangement also groups elements with similar electron configurations — and therefore similar chemical properties — into the same vertical columns called groups. Each horizontal row is called a period, and moving across a period means you are adding one electron at a time to the same outermost shell. Nitrogen sits in Period 2, Group V — it has 5 valence electrons. Phosphorus sits directly below nitrogen in Period 3, Group V — it also has 5 valence electrons. This is why nitrogen and phosphorus behave similarly in bonding: both need 3 more electrons to complete their outer shells, so both form three bonds. Calcium is in Period 4, Group II, with 2 valence electrons; it readily loses both to become Ca²⁺. This pattern — elements in the same group sharing the same number of valence electrons — is called periodicity, and it is the reason the periodic table is such a powerful predictive tool. When an agronomist in Kericho knows that phosphorus is in Group V, they already know a great deal about how it will bond and what formulae its compounds will take, without needing to memorise each compound separately.</w:t>
+                <w:i/>
+                <w:iCs/>
+                <w:color w:val="808080"/>
+                <w:sz w:val="18"/>
+                <w:szCs w:val="18"/>
+              </w:rPr>
+              <w:t xml:space="preserve">Write your answer here:</w:t>
             </w:r>
           </w:p>
         </w:tc>
@@ -1035,14 +710,12 @@
         <w:tblLayout w:type="fixed"/>
       </w:tblPr>
       <w:tblGrid>
-        <w:gridCol w:w="3000"/>
-        <w:gridCol w:w="10680"/>
+        <w:gridCol w:w="13680"/>
       </w:tblGrid>
       <w:tr>
         <w:tc>
           <w:tcPr>
             <w:tcW w:type="dxa" w:w="13680"/>
-            <w:gridSpan w:val="2"/>
             <w:shd w:fill="1F3864" w:color="auto" w:val="clear"/>
             <w:tcMar>
               <w:top w:type="dxa" w:w="60"/>
@@ -1068,15 +741,15 @@
                 <w:sz w:val="22"/>
                 <w:szCs w:val="22"/>
               </w:rPr>
-              <w:t xml:space="preserve">Section 3: Valence Electrons, Bonding, and the Origin of Chemical Formulae</w:t>
-            </w:r>
-          </w:p>
-        </w:tc>
-      </w:tr>
-      <w:tr>
-        <w:tc>
-          <w:tcPr>
-            <w:tcW w:type="dxa" w:w="3000"/>
+              <w:t xml:space="preserve">Part 3: From ion charge to the formula Ca(NO₃)₂</w:t>
+            </w:r>
+          </w:p>
+        </w:tc>
+      </w:tr>
+      <w:tr>
+        <w:tc>
+          <w:tcPr>
+            <w:tcW w:type="dxa" w:w="13680"/>
             <w:shd w:fill="D9EEF1" w:color="auto" w:val="clear"/>
             <w:tcMar>
               <w:top w:type="dxa" w:w="60"/>
@@ -1102,113 +775,18 @@
                 <w:sz w:val="18"/>
                 <w:szCs w:val="18"/>
               </w:rPr>
-              <w:t xml:space="preserve">Use your understanding of valence electrons to explain WHY specific chemical formulae arise. In your response:</w:t>
-            </w:r>
-          </w:p>
-          <w:p>
-            <w:pPr>
-              <w:spacing w:after="30" w:before="0"/>
-              <w:ind w:left="360" w:hanging="180"/>
-              <w:jc w:val="left"/>
-            </w:pPr>
-            <w:r>
-              <w:rPr>
-                <w:rFonts w:ascii="Arial" w:cs="Arial" w:eastAsia="Arial" w:hAnsi="Arial"/>
-                <w:b/>
-                <w:bCs/>
-                <w:i w:val="false"/>
-                <w:iCs w:val="false"/>
-                <w:color w:val="000000"/>
-                <w:sz w:val="18"/>
-                <w:szCs w:val="18"/>
-              </w:rPr>
-              <w:t xml:space="preserve">–  Explain the octet rule (or duplet rule for hydrogen) and how it drives atoms to bond in fixed ratios.</w:t>
-            </w:r>
-          </w:p>
-          <w:p>
-            <w:pPr>
-              <w:spacing w:after="30" w:before="0"/>
-              <w:ind w:left="360" w:hanging="180"/>
-              <w:jc w:val="left"/>
-            </w:pPr>
-            <w:r>
-              <w:rPr>
-                <w:rFonts w:ascii="Arial" w:cs="Arial" w:eastAsia="Arial" w:hAnsi="Arial"/>
-                <w:b/>
-                <w:bCs/>
-                <w:i w:val="false"/>
-                <w:iCs w:val="false"/>
-                <w:color w:val="000000"/>
-                <w:sz w:val="18"/>
-                <w:szCs w:val="18"/>
-              </w:rPr>
-              <w:t xml:space="preserve">–  Use dot-and-cross diagrams or valence electron reasoning to show why the ammonium ion (NH₄⁺) has the formula it does.</w:t>
-            </w:r>
-          </w:p>
-          <w:p>
-            <w:pPr>
-              <w:spacing w:after="30" w:before="0"/>
-              <w:ind w:left="360" w:hanging="180"/>
-              <w:jc w:val="left"/>
-            </w:pPr>
-            <w:r>
-              <w:rPr>
-                <w:rFonts w:ascii="Arial" w:cs="Arial" w:eastAsia="Arial" w:hAnsi="Arial"/>
-                <w:b/>
-                <w:bCs/>
-                <w:i w:val="false"/>
-                <w:iCs w:val="false"/>
-                <w:color w:val="000000"/>
-                <w:sz w:val="18"/>
-                <w:szCs w:val="18"/>
-              </w:rPr>
-              <w:t xml:space="preserve">–  Explain ionic bonding using calcium (Ca²⁺) and the nitrate ion (NO₃⁻) to show why the formula Ca(NO₃)₂ requires TWO nitrate ions per calcium ion.</w:t>
-            </w:r>
-          </w:p>
-          <w:p>
-            <w:pPr>
-              <w:spacing w:after="30" w:before="0"/>
-              <w:ind w:left="360" w:hanging="180"/>
-              <w:jc w:val="left"/>
-            </w:pPr>
-            <w:r>
-              <w:rPr>
-                <w:rFonts w:ascii="Arial" w:cs="Arial" w:eastAsia="Arial" w:hAnsi="Arial"/>
-                <w:b/>
-                <w:bCs/>
-                <w:i w:val="false"/>
-                <w:iCs w:val="false"/>
-                <w:color w:val="000000"/>
-                <w:sz w:val="18"/>
-                <w:szCs w:val="18"/>
-              </w:rPr>
-              <w:t xml:space="preserve">–  Explain why (NH₄)₂HPO₄ requires TWO ammonium ions — linking this to the charge on the hydrogen phosphate ion (HPO₄²⁻).</w:t>
-            </w:r>
-          </w:p>
-          <w:p>
-            <w:pPr>
-              <w:spacing w:after="30" w:before="0"/>
-              <w:ind w:left="360" w:hanging="180"/>
-              <w:jc w:val="left"/>
-            </w:pPr>
-            <w:r>
-              <w:rPr>
-                <w:rFonts w:ascii="Arial" w:cs="Arial" w:eastAsia="Arial" w:hAnsi="Arial"/>
-                <w:b/>
-                <w:bCs/>
-                <w:i w:val="false"/>
-                <w:iCs w:val="false"/>
-                <w:color w:val="000000"/>
-                <w:sz w:val="18"/>
-                <w:szCs w:val="18"/>
-              </w:rPr>
-              <w:t xml:space="preserve">–  Conclude by explaining how this answers the core of Amina's question: the formula is not arbitrary — it is determined by the electron structure of each atom involved.</w:t>
-            </w:r>
-          </w:p>
-        </w:tc>
-        <w:tc>
-          <w:tcPr>
-            <w:tcW w:type="dxa" w:w="10680"/>
+              <w:t xml:space="preserve">Use the idea of valency and the criss-cross rule to write the formula of calcium nitrate. In your answer: (a) state the charge of the calcium ion and of the nitrate radical, and say what valency means; (b) show every step of the criss-cross method, writing the subscript that each symbol receives; (c) say how you decided whether the NO₃ part of your formula needs brackets; (d) check your formula by showing the total positive charge and the total negative charge.</w:t>
+            </w:r>
+          </w:p>
+        </w:tc>
+      </w:tr>
+      <w:tr>
+        <w:trPr>
+          <w:trHeight w:val="4200" w:hRule="atLeast"/>
+        </w:trPr>
+        <w:tc>
+          <w:tcPr>
+            <w:tcW w:type="dxa" w:w="13680"/>
             <w:shd w:fill="FFFFFF" w:color="auto" w:val="clear"/>
             <w:tcMar>
               <w:top w:type="dxa" w:w="60"/>
@@ -1228,13 +806,13 @@
                 <w:rFonts w:ascii="Arial" w:cs="Arial" w:eastAsia="Arial" w:hAnsi="Arial"/>
                 <w:b w:val="false"/>
                 <w:bCs w:val="false"/>
-                <w:i w:val="false"/>
-                <w:iCs w:val="false"/>
-                <w:color w:val="000000"/>
-                <w:sz w:val="18"/>
-                <w:szCs w:val="18"/>
-              </w:rPr>
-              <w:t xml:space="preserve">Atoms bond in order to achieve a full outer electron shell — 8 electrons for most elements (the octet rule) or 2 for hydrogen (the duplet rule). This drive for stability determines the exact ratio in which atoms combine, giving every compound a fixed, predictable formula. Consider the ammonium ion, NH₄⁺: nitrogen has 5 valence electrons and needs 3 more to complete its octet, while each hydrogen atom needs just 1 more electron to complete its duplet. Nitrogen therefore bonds with 4 hydrogen atoms (one bond shares electrons with each H), using a coordinate bond for the fourth, resulting in NH₄⁺ — a positively charged ion with a 1+ charge. Now consider Ca(NO₃)₂ in CAN fertiliser: calcium is in Group II and loses its 2 valence electrons to form Ca²⁺ (charge: 2+). The nitrate ion NO₃⁻ carries a charge of 1−. To balance the 2+ charge of calcium, you need exactly TWO nitrate ions — giving the formula Ca(NO₃)₂. In DAP, the hydrogen phosphate ion HPO₄²⁻ carries a 2− charge, so it requires exactly TWO ammonium ions NH₄⁺ (each 1+) to balance, giving (NH₄)₂HPO₄. Every subscript in Amina's fertiliser formulae is therefore a direct consequence of valence electron counts and ion charges — the inner structure of each atom writing the formula from the inside out.</w:t>
+                <w:i/>
+                <w:iCs/>
+                <w:color w:val="808080"/>
+                <w:sz w:val="18"/>
+                <w:szCs w:val="18"/>
+              </w:rPr>
+              <w:t xml:space="preserve">Write your answer here:</w:t>
             </w:r>
           </w:p>
         </w:tc>
@@ -1262,14 +840,12 @@
         <w:tblLayout w:type="fixed"/>
       </w:tblPr>
       <w:tblGrid>
-        <w:gridCol w:w="3000"/>
-        <w:gridCol w:w="10680"/>
+        <w:gridCol w:w="13680"/>
       </w:tblGrid>
       <w:tr>
         <w:tc>
           <w:tcPr>
             <w:tcW w:type="dxa" w:w="13680"/>
-            <w:gridSpan w:val="2"/>
             <w:shd w:fill="1F3864" w:color="auto" w:val="clear"/>
             <w:tcMar>
               <w:top w:type="dxa" w:w="60"/>
@@ -1295,15 +871,15 @@
                 <w:sz w:val="22"/>
                 <w:szCs w:val="22"/>
               </w:rPr>
-              <w:t xml:space="preserve">Section 4: Answering the Driving Question — Connecting Atomic Structure to the Farm</w:t>
-            </w:r>
-          </w:p>
-        </w:tc>
-      </w:tr>
-      <w:tr>
-        <w:tc>
-          <w:tcPr>
-            <w:tcW w:type="dxa" w:w="3000"/>
+              <w:t xml:space="preserve">Part 4: Why CAN and DAP have different formulae</w:t>
+            </w:r>
+          </w:p>
+        </w:tc>
+      </w:tr>
+      <w:tr>
+        <w:tc>
+          <w:tcPr>
+            <w:tcW w:type="dxa" w:w="13680"/>
             <w:shd w:fill="D9EEF1" w:color="auto" w:val="clear"/>
             <w:tcMar>
               <w:top w:type="dxa" w:w="60"/>
@@ -1329,14 +905,90 @@
                 <w:sz w:val="18"/>
                 <w:szCs w:val="18"/>
               </w:rPr>
-              <w:t xml:space="preserve">Now bring everything together to fully answer the driving question. In your response:</w:t>
-            </w:r>
-          </w:p>
-          <w:p>
-            <w:pPr>
-              <w:spacing w:after="30" w:before="0"/>
-              <w:ind w:left="360" w:hanging="180"/>
-              <w:jc w:val="left"/>
+              <w:t xml:space="preserve">Both fertiliser bags contain nitrogen, but the formulae on the two bags are different. Look at the NH₄NO₃ part of the CAN formula and at the DAP formula, (NH₄)₂HPO₄. In your answer: (a) give the charge of NH₄⁺ and of NO₃⁻ and decide what ratio of these two ions gives an electrically neutral compound; (b) count the NH₄⁺ ions in (NH₄)₂HPO₄ and work out the total positive charge they carry; (c) explain in one or two sentences what the two formulae have in common and why they still look different.</w:t>
+            </w:r>
+          </w:p>
+        </w:tc>
+      </w:tr>
+      <w:tr>
+        <w:trPr>
+          <w:trHeight w:val="4200" w:hRule="atLeast"/>
+        </w:trPr>
+        <w:tc>
+          <w:tcPr>
+            <w:tcW w:type="dxa" w:w="13680"/>
+            <w:shd w:fill="FFFFFF" w:color="auto" w:val="clear"/>
+            <w:tcMar>
+              <w:top w:type="dxa" w:w="60"/>
+              <w:left w:type="dxa" w:w="120"/>
+              <w:bottom w:type="dxa" w:w="60"/>
+              <w:right w:type="dxa" w:w="120"/>
+            </w:tcMar>
+            <w:vAlign w:val="top"/>
+          </w:tcPr>
+          <w:p>
+            <w:pPr>
+              <w:spacing w:after="40" w:before="0"/>
+              <w:jc w:val="left"/>
+            </w:pPr>
+            <w:r>
+              <w:rPr>
+                <w:rFonts w:ascii="Arial" w:cs="Arial" w:eastAsia="Arial" w:hAnsi="Arial"/>
+                <w:b w:val="false"/>
+                <w:bCs w:val="false"/>
+                <w:i/>
+                <w:iCs/>
+                <w:color w:val="808080"/>
+                <w:sz w:val="18"/>
+                <w:szCs w:val="18"/>
+              </w:rPr>
+              <w:t xml:space="preserve">Write your answer here:</w:t>
+            </w:r>
+          </w:p>
+        </w:tc>
+      </w:tr>
+    </w:tbl>
+    <w:p>
+      <w:pPr>
+        <w:spacing w:after="120"/>
+      </w:pPr>
+      <w:r>
+        <w:t xml:space="preserve"/>
+      </w:r>
+    </w:p>
+    <w:tbl>
+      <w:tblPr>
+        <w:tblW w:type="dxa" w:w="13680"/>
+        <w:tblBorders>
+          <w:top w:val="single" w:color="AAAAAA" w:sz="4"/>
+          <w:left w:val="single" w:color="AAAAAA" w:sz="4"/>
+          <w:bottom w:val="single" w:color="AAAAAA" w:sz="4"/>
+          <w:right w:val="single" w:color="AAAAAA" w:sz="4"/>
+          <w:insideH w:val="single" w:color="auto" w:sz="4"/>
+          <w:insideV w:val="single" w:color="auto" w:sz="4"/>
+        </w:tblBorders>
+        <w:tblLayout w:type="fixed"/>
+      </w:tblPr>
+      <w:tblGrid>
+        <w:gridCol w:w="13680"/>
+      </w:tblGrid>
+      <w:tr>
+        <w:tc>
+          <w:tcPr>
+            <w:tcW w:type="dxa" w:w="13680"/>
+            <w:shd w:fill="1F3864" w:color="auto" w:val="clear"/>
+            <w:tcMar>
+              <w:top w:type="dxa" w:w="60"/>
+              <w:left w:type="dxa" w:w="120"/>
+              <w:bottom w:type="dxa" w:w="60"/>
+              <w:right w:type="dxa" w:w="120"/>
+            </w:tcMar>
+            <w:vAlign w:val="top"/>
+          </w:tcPr>
+          <w:p>
+            <w:pPr>
+              <w:spacing w:after="40" w:before="0"/>
+              <w:jc w:val="center"/>
             </w:pPr>
             <w:r>
               <w:rPr>
@@ -1345,17 +997,31 @@
                 <w:bCs/>
                 <w:i w:val="false"/>
                 <w:iCs w:val="false"/>
-                <w:color w:val="000000"/>
-                <w:sz w:val="18"/>
-                <w:szCs w:val="18"/>
-              </w:rPr>
-              <w:t xml:space="preserve">–  Explain clearly why CAN and DAP have different formulae even though both contain nitrogen — referring specifically to the different elements and ion charges involved in each compound.</w:t>
-            </w:r>
-          </w:p>
-          <w:p>
-            <w:pPr>
-              <w:spacing w:after="30" w:before="0"/>
-              <w:ind w:left="360" w:hanging="180"/>
+                <w:color w:val="FFFFFF"/>
+                <w:sz w:val="22"/>
+                <w:szCs w:val="22"/>
+              </w:rPr>
+              <w:t xml:space="preserve">Part 5: Answering the driving question</w:t>
+            </w:r>
+          </w:p>
+        </w:tc>
+      </w:tr>
+      <w:tr>
+        <w:tc>
+          <w:tcPr>
+            <w:tcW w:type="dxa" w:w="13680"/>
+            <w:shd w:fill="D9EEF1" w:color="auto" w:val="clear"/>
+            <w:tcMar>
+              <w:top w:type="dxa" w:w="60"/>
+              <w:left w:type="dxa" w:w="120"/>
+              <w:bottom w:type="dxa" w:w="60"/>
+              <w:right w:type="dxa" w:w="120"/>
+            </w:tcMar>
+            <w:vAlign w:val="top"/>
+          </w:tcPr>
+          <w:p>
+            <w:pPr>
+              <w:spacing w:after="40" w:before="0"/>
               <w:jc w:val="left"/>
             </w:pPr>
             <w:r>
@@ -1369,53 +1035,18 @@
                 <w:sz w:val="18"/>
                 <w:szCs w:val="18"/>
               </w:rPr>
-              <w:t xml:space="preserve">–  Explain why these different formulae result in different nutrient availability for the tea plants (you may reference the role of nitrogen vs. phosphorus in plant growth at different stages).</w:t>
-            </w:r>
-          </w:p>
-          <w:p>
-            <w:pPr>
-              <w:spacing w:after="30" w:before="0"/>
-              <w:ind w:left="360" w:hanging="180"/>
-              <w:jc w:val="left"/>
-            </w:pPr>
-            <w:r>
-              <w:rPr>
-                <w:rFonts w:ascii="Arial" w:cs="Arial" w:eastAsia="Arial" w:hAnsi="Arial"/>
-                <w:b/>
-                <w:bCs/>
-                <w:i w:val="false"/>
-                <w:iCs w:val="false"/>
-                <w:color w:val="000000"/>
-                <w:sz w:val="18"/>
-                <w:szCs w:val="18"/>
-              </w:rPr>
-              <w:t xml:space="preserve">–  Reflect on the power of the periodic table as a tool: how does knowing an element's position on the periodic table allow a scientist — or even a well-informed farmer — to predict the formula of a compound before ever making it in a lab?</w:t>
-            </w:r>
-          </w:p>
-          <w:p>
-            <w:pPr>
-              <w:spacing w:after="30" w:before="0"/>
-              <w:ind w:left="360" w:hanging="180"/>
-              <w:jc w:val="left"/>
-            </w:pPr>
-            <w:r>
-              <w:rPr>
-                <w:rFonts w:ascii="Arial" w:cs="Arial" w:eastAsia="Arial" w:hAnsi="Arial"/>
-                <w:b/>
-                <w:bCs/>
-                <w:i w:val="false"/>
-                <w:iCs w:val="false"/>
-                <w:color w:val="000000"/>
-                <w:sz w:val="18"/>
-                <w:szCs w:val="18"/>
-              </w:rPr>
-              <w:t xml:space="preserve">–  Address Amina's original puzzle directly: the 'hidden pattern' she sensed in the formulae is real — describe what that pattern is and where it comes from.</w:t>
-            </w:r>
-          </w:p>
-        </w:tc>
-        <w:tc>
-          <w:tcPr>
-            <w:tcW w:type="dxa" w:w="10680"/>
+              <w:t xml:space="preserve">Driving question: Why do the fertiliser bags on Kenyan farms carry such specific and different chemical formulae, and what does the inner structure of an atom have to do with it? Write a clear explanation for the learner in Kericho. Your answer must: (a) link the inner structure of the atom to the formula on the bag, putting the steps of your reasoning in the correct order; (b) use calcium and the CAN formula as your worked example; (c) use the balanced equation Na + Cl₂ → NaCl or Mg + O₂ → MgO from Lesson 7 to show what balancing does and why only coefficients, not subscripts, can be changed; (d) say in one sentence what you still wonder about.</w:t>
+            </w:r>
+          </w:p>
+        </w:tc>
+      </w:tr>
+      <w:tr>
+        <w:trPr>
+          <w:trHeight w:val="4200" w:hRule="atLeast"/>
+        </w:trPr>
+        <w:tc>
+          <w:tcPr>
+            <w:tcW w:type="dxa" w:w="13680"/>
             <w:shd w:fill="FFFFFF" w:color="auto" w:val="clear"/>
             <w:tcMar>
               <w:top w:type="dxa" w:w="60"/>
@@ -1435,13 +1066,13 @@
                 <w:rFonts w:ascii="Arial" w:cs="Arial" w:eastAsia="Arial" w:hAnsi="Arial"/>
                 <w:b w:val="false"/>
                 <w:bCs w:val="false"/>
-                <w:i w:val="false"/>
-                <w:iCs w:val="false"/>
-                <w:color w:val="000000"/>
-                <w:sz w:val="18"/>
-                <w:szCs w:val="18"/>
-              </w:rPr>
-              <w:t xml:space="preserve">CAN and DAP both contain nitrogen, but their formulae are completely different because they contain different combinations of ions, each shaped by the electron structures of the atoms involved. In CAN, calcium (Ca²⁺, Group II) and the nitrate ion (NO₃⁻) combine in a 1:2 ratio because of their charges — a ratio fixed by electron loss and gain. In DAP, it is the ammonium ion (NH₄⁺) and the hydrogen phosphate ion (HPO₄²⁻) that combine in a 2:1 ratio, again dictated entirely by ion charges that trace back to valence electrons. Because the two fertilisers contain different ions at different concentrations, the nutrients they release into Kericho's red volcanic soil are different: CAN delivers calcium and nitrate nitrogen (NO₃⁻), which supports leafy shoot growth in established tea bushes, while DAP delivers ammonium nitrogen (NH₄⁺) and phosphate, which stimulates root development and is therefore applied at the early transplanting stage. The periodic table makes all of this predictable: because nitrogen and phosphorus are both in Group V, a chemist knows both will form compounds with similar structural patterns — yet the specific elements they pair with, and the charges of the resulting ions, create distinct formulae with distinct agricultural effects. The hidden pattern Amina sensed is real: it is the periodic law — the idea that an element's chemical behaviour, and therefore the formulae of its compounds, is determined by its electron arrangement, which repeats in a predictable pattern across every period of the table. The formulae on her fertiliser bags are not random labels; they are the periodic table's fingerprints, written in the language of valence electrons.</w:t>
+                <w:i/>
+                <w:iCs/>
+                <w:color w:val="808080"/>
+                <w:sz w:val="18"/>
+                <w:szCs w:val="18"/>
+              </w:rPr>
+              <w:t xml:space="preserve">Write your answer here:</w:t>
             </w:r>
           </w:p>
         </w:tc>
@@ -1668,7 +1299,7 @@
                 <w:sz w:val="18"/>
                 <w:szCs w:val="18"/>
               </w:rPr>
-              <w:t xml:space="preserve">Subatomic Structure &amp; Electron Arrangement</w:t>
+              <w:t xml:space="preserve">Linking atomic structure to the periodic table</w:t>
             </w:r>
           </w:p>
         </w:tc>
@@ -1700,7 +1331,7 @@
                 <w:sz w:val="18"/>
                 <w:szCs w:val="18"/>
               </w:rPr>
-              <w:t xml:space="preserve">Accurately describes all three subatomic particles with correct charges, masses, and locations. Correctly states and explains electron arrangements for at least 4 elements from the fertilisers (e.g., N: 2,5; Ca: 2,8,8,2; P: 2,8,5; H: 1; O: 2,6). Clearly defines valence electrons and explains their role in bonding with precision.</w:t>
+              <w:t xml:space="preserve">Clearly explains the periodic law, periods and groups, and correctly links calcium and nitrogen to their groups through their valence electrons.</w:t>
             </w:r>
           </w:p>
         </w:tc>
@@ -1732,7 +1363,7 @@
                 <w:sz w:val="18"/>
                 <w:szCs w:val="18"/>
               </w:rPr>
-              <w:t xml:space="preserve">Correctly describes subatomic particles and gives accurate electron arrangements for at least 2–3 elements. Defines valence electrons and links them to bonding with minor gaps in reasoning.</w:t>
+              <w:t xml:space="preserve">Explains most ideas about periods, groups and valence electrons, with one small gap or error in placing calcium or nitrogen.</w:t>
             </w:r>
           </w:p>
         </w:tc>
@@ -1764,7 +1395,7 @@
                 <w:sz w:val="18"/>
                 <w:szCs w:val="18"/>
               </w:rPr>
-              <w:t xml:space="preserve">Shows partial understanding of subatomic particles; may confuse location or charge of one particle. Gives electron arrangements with errors or for fewer than 2 elements. Mentions valence electrons but does not clearly connect them to bonding or formulae.</w:t>
+              <w:t xml:space="preserve">Describes the periodic table only as a list, or does not connect groups to valence electrons.</w:t>
             </w:r>
           </w:p>
         </w:tc>
@@ -1798,7 +1429,7 @@
                 <w:sz w:val="18"/>
                 <w:szCs w:val="18"/>
               </w:rPr>
-              <w:t xml:space="preserve">Periodic Table Organisation &amp; Periodicity</w:t>
+              <w:t xml:space="preserve">Explaining ion formation</w:t>
             </w:r>
           </w:p>
         </w:tc>
@@ -1830,7 +1461,7 @@
                 <w:sz w:val="18"/>
                 <w:szCs w:val="18"/>
               </w:rPr>
-              <w:t xml:space="preserve">Accurately explains what periods and groups represent in terms of electron structure. Correctly identifies the periodic table positions of N, Ca, P, H, and O and links each position to valence electron count and bonding behaviour. Clearly explains periodicity and applies it meaningfully to the fertiliser context or a Kenyan agricultural example.</w:t>
+              <w:t xml:space="preserve">Correctly shows electron loss or gain for Ca and N, gives Ca²⁺ and N³⁻, and explains the noble-gas stability reason, including why the charge is fixed.</w:t>
             </w:r>
           </w:p>
         </w:tc>
@@ -1862,7 +1493,7 @@
                 <w:sz w:val="18"/>
                 <w:szCs w:val="18"/>
               </w:rPr>
-              <w:t xml:space="preserve">Correctly explains periods and groups and identifies at least 3 of the 5 elements by position. Explains periodicity with a relevant example, though the connection to the fertiliser context may be general rather than specific.</w:t>
+              <w:t xml:space="preserve">Gives correct ions and electron changes but the reasoning about stability or fixed charge is incomplete.</w:t>
             </w:r>
           </w:p>
         </w:tc>
@@ -1894,7 +1525,7 @@
                 <w:sz w:val="18"/>
                 <w:szCs w:val="18"/>
               </w:rPr>
-              <w:t xml:space="preserve">Shows basic awareness of the periodic table's structure but conflates periods and groups, or gives incorrect positions for most elements. Mentions periodicity without explaining what repeats or why.</w:t>
+              <w:t xml:space="preserve">States ions without explaining the electron changes, or confuses cations and anions.</w:t>
             </w:r>
           </w:p>
         </w:tc>
@@ -1928,7 +1559,7 @@
                 <w:sz w:val="18"/>
                 <w:szCs w:val="18"/>
               </w:rPr>
-              <w:t xml:space="preserve">Valence Electrons, Ion Charges &amp; Formula Construction</w:t>
+              <w:t xml:space="preserve">Writing and checking formulae</w:t>
             </w:r>
           </w:p>
         </w:tc>
@@ -1960,7 +1591,7 @@
                 <w:sz w:val="18"/>
                 <w:szCs w:val="18"/>
               </w:rPr>
-              <w:t xml:space="preserve">Accurately applies the octet/duplet rule to explain bonding. Correctly derives the charges of Ca²⁺, NO₃⁻, NH₄⁺, and HPO₄²⁻ and uses charge-balancing to explain both Ca(NO₃)₂ and (NH₄)₂HPO₄ with clear, logical reasoning. Every subscript in the formulae is explicitly explained.</w:t>
+              <w:t xml:space="preserve">Applies the criss-cross rule accurately, uses brackets correctly for radicals, and verifies charge balance with numbers for Ca(NO₃)₂, NH₄NO₃ and (NH₄)₂HPO₄.</w:t>
             </w:r>
           </w:p>
         </w:tc>
@@ -1992,7 +1623,7 @@
                 <w:sz w:val="18"/>
                 <w:szCs w:val="18"/>
               </w:rPr>
-              <w:t xml:space="preserve">Correctly applies charge-balancing to explain at least one of the two formulae fully. Identifies most ion charges correctly; reasoning is mostly sound with one or two gaps. The link between valence electrons and formula construction is present but may lack full detail for one ion.</w:t>
+              <w:t xml:space="preserve">Writes correct formulae with the criss-cross rule but gives limited checking of charge balance or explanation of brackets.</w:t>
             </w:r>
           </w:p>
         </w:tc>
@@ -2024,7 +1655,7 @@
                 <w:sz w:val="18"/>
                 <w:szCs w:val="18"/>
               </w:rPr>
-              <w:t xml:space="preserve">Attempts to explain formula construction but relies on memorisation rather than electron reasoning. Ion charges are stated without derivation, or charge-balancing is applied incorrectly to at least one formula. The octet rule is mentioned but not meaningfully applied.</w:t>
+              <w:t xml:space="preserve">Writes formulae incorrectly or without the steps, and does not check that charges balance.</w:t>
             </w:r>
           </w:p>
         </w:tc>
@@ -2058,7 +1689,7 @@
                 <w:sz w:val="18"/>
                 <w:szCs w:val="18"/>
               </w:rPr>
-              <w:t xml:space="preserve">Driving Question — Integration &amp; Scientific Argument</w:t>
+              <w:t xml:space="preserve">Connecting the whole explanation to the phenomenon</w:t>
             </w:r>
           </w:p>
         </w:tc>
@@ -2090,7 +1721,7 @@
                 <w:sz w:val="18"/>
                 <w:szCs w:val="18"/>
               </w:rPr>
-              <w:t xml:space="preserve">Provides a complete, coherent answer to the driving question that integrates atomic structure, the periodic table, and ion charge-balancing into one unified explanation. Explicitly addresses why CAN and DAP have different formulae and different effects on tea plants. Identifies and names the 'hidden pattern' (periodic law / valence electron periodicity) that Amina sensed. Argument flows logically from evidence to claim throughout.</w:t>
+              <w:t xml:space="preserve">Builds a complete, ordered causal chain from electron arrangement to valency to formula on the CAN and DAP bags, uses a balanced equation correctly to show conservation of atoms and why only coefficients change, and refers throughout to the Kericho learner.</w:t>
             </w:r>
           </w:p>
         </w:tc>
@@ -2122,7 +1753,7 @@
                 <w:sz w:val="18"/>
                 <w:szCs w:val="18"/>
               </w:rPr>
-              <w:t xml:space="preserve">Answers most parts of the driving question with sound scientific reasoning. Connects atomic structure to formula differences and mentions the different roles of CAN and DAP in plant growth. The 'hidden pattern' is described but may not be named or fully articulated. Minor gaps in the logical chain do not undermine the overall argument.</w:t>
+              <w:t xml:space="preserve">Gives a mostly correct chain with one link missing or weakly explained, and refers to the fertiliser bags.</w:t>
             </w:r>
           </w:p>
         </w:tc>
@@ -2154,137 +1785,7 @@
                 <w:sz w:val="18"/>
                 <w:szCs w:val="18"/>
               </w:rPr>
-              <w:t xml:space="preserve">Attempts to answer the driving question but the explanation is fragmented or relies on isolated facts rather than integrated reasoning. The connection between atomic structure and the specific formulae on the fertiliser bags is asserted rather than explained. The 'hidden pattern' is not identified or is described incorrectly.</w:t>
-            </w:r>
-          </w:p>
-        </w:tc>
-      </w:tr>
-      <w:tr>
-        <w:tc>
-          <w:tcPr>
-            <w:tcW w:type="dxa" w:w="3000"/>
-            <w:shd w:fill="D5E8F0" w:color="auto" w:val="clear"/>
-            <w:tcMar>
-              <w:top w:type="dxa" w:w="60"/>
-              <w:left w:type="dxa" w:w="120"/>
-              <w:bottom w:type="dxa" w:w="60"/>
-              <w:right w:type="dxa" w:w="120"/>
-            </w:tcMar>
-            <w:vAlign w:val="top"/>
-          </w:tcPr>
-          <w:p>
-            <w:pPr>
-              <w:spacing w:after="40" w:before="0"/>
-              <w:jc w:val="left"/>
-            </w:pPr>
-            <w:r>
-              <w:rPr>
-                <w:rFonts w:ascii="Arial" w:cs="Arial" w:eastAsia="Arial" w:hAnsi="Arial"/>
-                <w:b w:val="false"/>
-                <w:bCs w:val="false"/>
-                <w:i w:val="false"/>
-                <w:iCs w:val="false"/>
-                <w:color w:val="000000"/>
-                <w:sz w:val="18"/>
-                <w:szCs w:val="18"/>
-              </w:rPr>
-              <w:t xml:space="preserve">Use of Scientific Language &amp; Kenya-Relevant Context</w:t>
-            </w:r>
-          </w:p>
-        </w:tc>
-        <w:tc>
-          <w:tcPr>
-            <w:tcW w:type="dxa" w:w="3560"/>
-            <w:shd w:fill="FFFFFF" w:color="auto" w:val="clear"/>
-            <w:tcMar>
-              <w:top w:type="dxa" w:w="60"/>
-              <w:left w:type="dxa" w:w="120"/>
-              <w:bottom w:type="dxa" w:w="60"/>
-              <w:right w:type="dxa" w:w="120"/>
-            </w:tcMar>
-            <w:vAlign w:val="top"/>
-          </w:tcPr>
-          <w:p>
-            <w:pPr>
-              <w:spacing w:after="40" w:before="0"/>
-              <w:jc w:val="left"/>
-            </w:pPr>
-            <w:r>
-              <w:rPr>
-                <w:rFonts w:ascii="Arial" w:cs="Arial" w:eastAsia="Arial" w:hAnsi="Arial"/>
-                <w:b w:val="false"/>
-                <w:bCs w:val="false"/>
-                <w:i w:val="false"/>
-                <w:iCs w:val="false"/>
-                <w:color w:val="000000"/>
-                <w:sz w:val="18"/>
-                <w:szCs w:val="18"/>
-              </w:rPr>
-              <w:t xml:space="preserve">Uses all key scientific terms accurately and consistently: atomic number, electron arrangement, valence electrons, octet rule, ionic bonding, ion charge, periodicity, period, group. Grounds the explanation in the Kericho tea farm scenario throughout — not just in the introduction — and uses at least one specific local detail (e.g., soil type, growth stage, agronomist recommendation) to add authenticity and relevance.</w:t>
-            </w:r>
-          </w:p>
-        </w:tc>
-        <w:tc>
-          <w:tcPr>
-            <w:tcW w:type="dxa" w:w="3560"/>
-            <w:shd w:fill="F2F2F2" w:color="auto" w:val="clear"/>
-            <w:tcMar>
-              <w:top w:type="dxa" w:w="60"/>
-              <w:left w:type="dxa" w:w="120"/>
-              <w:bottom w:type="dxa" w:w="60"/>
-              <w:right w:type="dxa" w:w="120"/>
-            </w:tcMar>
-            <w:vAlign w:val="top"/>
-          </w:tcPr>
-          <w:p>
-            <w:pPr>
-              <w:spacing w:after="40" w:before="0"/>
-              <w:jc w:val="left"/>
-            </w:pPr>
-            <w:r>
-              <w:rPr>
-                <w:rFonts w:ascii="Arial" w:cs="Arial" w:eastAsia="Arial" w:hAnsi="Arial"/>
-                <w:b w:val="false"/>
-                <w:bCs w:val="false"/>
-                <w:i w:val="false"/>
-                <w:iCs w:val="false"/>
-                <w:color w:val="000000"/>
-                <w:sz w:val="18"/>
-                <w:szCs w:val="18"/>
-              </w:rPr>
-              <w:t xml:space="preserve">Uses most key scientific terms correctly with only minor inaccuracies. References the fertiliser scenario in most sections. Local context is present but may feel added on rather than woven into the scientific reasoning.</w:t>
-            </w:r>
-          </w:p>
-        </w:tc>
-        <w:tc>
-          <w:tcPr>
-            <w:tcW w:type="dxa" w:w="3560"/>
-            <w:shd w:fill="FFFFFF" w:color="auto" w:val="clear"/>
-            <w:tcMar>
-              <w:top w:type="dxa" w:w="60"/>
-              <w:left w:type="dxa" w:w="120"/>
-              <w:bottom w:type="dxa" w:w="60"/>
-              <w:right w:type="dxa" w:w="120"/>
-            </w:tcMar>
-            <w:vAlign w:val="top"/>
-          </w:tcPr>
-          <w:p>
-            <w:pPr>
-              <w:spacing w:after="40" w:before="0"/>
-              <w:jc w:val="left"/>
-            </w:pPr>
-            <w:r>
-              <w:rPr>
-                <w:rFonts w:ascii="Arial" w:cs="Arial" w:eastAsia="Arial" w:hAnsi="Arial"/>
-                <w:b w:val="false"/>
-                <w:bCs w:val="false"/>
-                <w:i w:val="false"/>
-                <w:iCs w:val="false"/>
-                <w:color w:val="000000"/>
-                <w:sz w:val="18"/>
-                <w:szCs w:val="18"/>
-              </w:rPr>
-              <w:t xml:space="preserve">Uses some scientific terms but with frequent inaccuracies or inconsistencies (e.g., confusing 'atomic number' with 'mass number', or 'valence' with 'valency' without definition). The Kericho scenario is mentioned only in the introduction or not at all. Explanation could apply to any generic chemistry lesson rather than to the specific Kenyan agricultural context.</w:t>
+              <w:t xml:space="preserve">Gives disconnected statements and does not link atomic structure to the formulae on the bags.</w:t>
             </w:r>
           </w:p>
         </w:tc>
@@ -2408,7 +1909,7 @@
         </w:rPr>
         <w:t xml:space="preserve">© 2026 SeaVuria and ARES. This work is licensed under a </w:t>
       </w:r>
-      <w:hyperlink w:history="1" r:id="rIdqde31owtfiacm_kua7bdp">
+      <w:hyperlink w:history="1" r:id="rIdmudeo6o5nzson_0ytnvdg">
         <w:r>
           <w:rPr>
             <w:rFonts w:ascii="Arial" w:cs="Arial" w:eastAsia="Arial" w:hAnsi="Arial"/>
@@ -2428,7 +1929,7 @@
         </w:rPr>
         <w:t xml:space="preserve"> (</w:t>
       </w:r>
-      <w:hyperlink w:history="1" r:id="rIdytisxco0pml5roxmm5oly">
+      <w:hyperlink w:history="1" r:id="rIdyaehr7crgl1vl_y4wa65u">
         <w:r>
           <w:rPr>
             <w:rFonts w:ascii="Arial" w:cs="Arial" w:eastAsia="Arial" w:hAnsi="Arial"/>
@@ -2448,7 +1949,7 @@
         </w:rPr>
         <w:t xml:space="preserve">). To view a copy of this license, visit </w:t>
       </w:r>
-      <w:hyperlink w:history="1" r:id="rIdamanqmi9sogklp4tgk7-u">
+      <w:hyperlink w:history="1" r:id="rIdie72t6mejtjpbudivp87-">
         <w:r>
           <w:rPr>
             <w:rFonts w:ascii="Arial" w:cs="Arial" w:eastAsia="Arial" w:hAnsi="Arial"/>

--- a/data/outputs/v2/General_Science/SS2.1_The_Periodic_Table/General_Science_The_Periodic_Table_FinalExplanation.docx
+++ b/data/outputs/v2/General_Science/SS2.1_The_Periodic_Table/General_Science_The_Periodic_Table_FinalExplanation.docx
@@ -1909,7 +1909,7 @@
         </w:rPr>
         <w:t xml:space="preserve">© 2026 SeaVuria and ARES. This work is licensed under a </w:t>
       </w:r>
-      <w:hyperlink w:history="1" r:id="rIdmudeo6o5nzson_0ytnvdg">
+      <w:hyperlink w:history="1" r:id="rIdkmti7jmuaetqxb09ch49v">
         <w:r>
           <w:rPr>
             <w:rFonts w:ascii="Arial" w:cs="Arial" w:eastAsia="Arial" w:hAnsi="Arial"/>
@@ -1929,7 +1929,7 @@
         </w:rPr>
         <w:t xml:space="preserve"> (</w:t>
       </w:r>
-      <w:hyperlink w:history="1" r:id="rIdyaehr7crgl1vl_y4wa65u">
+      <w:hyperlink w:history="1" r:id="rIdqt6_hjuxki0o2gc0nrgyr">
         <w:r>
           <w:rPr>
             <w:rFonts w:ascii="Arial" w:cs="Arial" w:eastAsia="Arial" w:hAnsi="Arial"/>
@@ -1949,7 +1949,7 @@
         </w:rPr>
         <w:t xml:space="preserve">). To view a copy of this license, visit </w:t>
       </w:r>
-      <w:hyperlink w:history="1" r:id="rIdie72t6mejtjpbudivp87-">
+      <w:hyperlink w:history="1" r:id="rIdrybfgvp1s9-swtmnmo0en">
         <w:r>
           <w:rPr>
             <w:rFonts w:ascii="Arial" w:cs="Arial" w:eastAsia="Arial" w:hAnsi="Arial"/>

--- a/data/outputs/v2/General_Science/SS2.1_The_Periodic_Table/General_Science_The_Periodic_Table_FinalExplanation.docx
+++ b/data/outputs/v2/General_Science/SS2.1_The_Periodic_Table/General_Science_The_Periodic_Table_FinalExplanation.docx
@@ -1909,7 +1909,7 @@
         </w:rPr>
         <w:t xml:space="preserve">© 2026 SeaVuria and ARES. This work is licensed under a </w:t>
       </w:r>
-      <w:hyperlink w:history="1" r:id="rIdkmti7jmuaetqxb09ch49v">
+      <w:hyperlink w:history="1" r:id="rIdjmuvzakjdqz3sksuhlhel">
         <w:r>
           <w:rPr>
             <w:rFonts w:ascii="Arial" w:cs="Arial" w:eastAsia="Arial" w:hAnsi="Arial"/>
@@ -1929,7 +1929,7 @@
         </w:rPr>
         <w:t xml:space="preserve"> (</w:t>
       </w:r>
-      <w:hyperlink w:history="1" r:id="rIdqt6_hjuxki0o2gc0nrgyr">
+      <w:hyperlink w:history="1" r:id="rId_gaat8jf3lsxwcumn3zdl">
         <w:r>
           <w:rPr>
             <w:rFonts w:ascii="Arial" w:cs="Arial" w:eastAsia="Arial" w:hAnsi="Arial"/>
@@ -1949,7 +1949,7 @@
         </w:rPr>
         <w:t xml:space="preserve">). To view a copy of this license, visit </w:t>
       </w:r>
-      <w:hyperlink w:history="1" r:id="rIdrybfgvp1s9-swtmnmo0en">
+      <w:hyperlink w:history="1" r:id="rIdm1fglzn5asjixyuwqwyrf">
         <w:r>
           <w:rPr>
             <w:rFonts w:ascii="Arial" w:cs="Arial" w:eastAsia="Arial" w:hAnsi="Arial"/>

--- a/data/outputs/v2/General_Science/SS2.1_The_Periodic_Table/General_Science_The_Periodic_Table_FinalExplanation.docx
+++ b/data/outputs/v2/General_Science/SS2.1_The_Periodic_Table/General_Science_The_Periodic_Table_FinalExplanation.docx
@@ -1909,7 +1909,7 @@
         </w:rPr>
         <w:t xml:space="preserve">© 2026 SeaVuria and ARES. This work is licensed under a </w:t>
       </w:r>
-      <w:hyperlink w:history="1" r:id="rIdjmuvzakjdqz3sksuhlhel">
+      <w:hyperlink w:history="1" r:id="rIdm0g-dv2ssm0x6tpcnhctz">
         <w:r>
           <w:rPr>
             <w:rFonts w:ascii="Arial" w:cs="Arial" w:eastAsia="Arial" w:hAnsi="Arial"/>
@@ -1929,7 +1929,7 @@
         </w:rPr>
         <w:t xml:space="preserve"> (</w:t>
       </w:r>
-      <w:hyperlink w:history="1" r:id="rId_gaat8jf3lsxwcumn3zdl">
+      <w:hyperlink w:history="1" r:id="rIdehgbuu1wqqzl2ombjqjew">
         <w:r>
           <w:rPr>
             <w:rFonts w:ascii="Arial" w:cs="Arial" w:eastAsia="Arial" w:hAnsi="Arial"/>
@@ -1949,7 +1949,7 @@
         </w:rPr>
         <w:t xml:space="preserve">). To view a copy of this license, visit </w:t>
       </w:r>
-      <w:hyperlink w:history="1" r:id="rIdm1fglzn5asjixyuwqwyrf">
+      <w:hyperlink w:history="1" r:id="rIdaskijkhkpa_loufmjgfur">
         <w:r>
           <w:rPr>
             <w:rFonts w:ascii="Arial" w:cs="Arial" w:eastAsia="Arial" w:hAnsi="Arial"/>

--- a/data/outputs/v2/General_Science/SS2.1_The_Periodic_Table/General_Science_The_Periodic_Table_FinalExplanation.docx
+++ b/data/outputs/v2/General_Science/SS2.1_The_Periodic_Table/General_Science_The_Periodic_Table_FinalExplanation.docx
@@ -1909,7 +1909,7 @@
         </w:rPr>
         <w:t xml:space="preserve">© 2026 SeaVuria and ARES. This work is licensed under a </w:t>
       </w:r>
-      <w:hyperlink w:history="1" r:id="rIdm0g-dv2ssm0x6tpcnhctz">
+      <w:hyperlink w:history="1" r:id="rIdvszakv9hiolm3pzwgcsab">
         <w:r>
           <w:rPr>
             <w:rFonts w:ascii="Arial" w:cs="Arial" w:eastAsia="Arial" w:hAnsi="Arial"/>
@@ -1929,7 +1929,7 @@
         </w:rPr>
         <w:t xml:space="preserve"> (</w:t>
       </w:r>
-      <w:hyperlink w:history="1" r:id="rIdehgbuu1wqqzl2ombjqjew">
+      <w:hyperlink w:history="1" r:id="rId22l-qk-l0oshm1x1ot6sy">
         <w:r>
           <w:rPr>
             <w:rFonts w:ascii="Arial" w:cs="Arial" w:eastAsia="Arial" w:hAnsi="Arial"/>
@@ -1949,7 +1949,7 @@
         </w:rPr>
         <w:t xml:space="preserve">). To view a copy of this license, visit </w:t>
       </w:r>
-      <w:hyperlink w:history="1" r:id="rIdaskijkhkpa_loufmjgfur">
+      <w:hyperlink w:history="1" r:id="rIdw289njfjuax3t00d5afh_">
         <w:r>
           <w:rPr>
             <w:rFonts w:ascii="Arial" w:cs="Arial" w:eastAsia="Arial" w:hAnsi="Arial"/>

--- a/data/outputs/v2/General_Science/SS2.1_The_Periodic_Table/General_Science_The_Periodic_Table_FinalExplanation.docx
+++ b/data/outputs/v2/General_Science/SS2.1_The_Periodic_Table/General_Science_The_Periodic_Table_FinalExplanation.docx
@@ -4,6 +4,7 @@
   <w:body>
     <w:p>
       <w:pPr>
+        <w:keepNext w:val="false"/>
         <w:spacing w:after="30" w:before="0"/>
         <w:jc w:val="center"/>
       </w:pPr>
@@ -23,6 +24,7 @@
     </w:p>
     <w:p>
       <w:pPr>
+        <w:keepNext w:val="false"/>
         <w:spacing w:after="60" w:before="0"/>
         <w:jc w:val="center"/>
       </w:pPr>
@@ -81,6 +83,7 @@
           </w:tcPr>
           <w:p>
             <w:pPr>
+              <w:keepNext w:val="false"/>
               <w:spacing w:after="40" w:before="0"/>
               <w:jc w:val="center"/>
             </w:pPr>
@@ -116,6 +119,7 @@
           </w:tcPr>
           <w:p>
             <w:pPr>
+              <w:keepNext w:val="false"/>
               <w:spacing w:after="40" w:before="0"/>
               <w:jc w:val="center"/>
             </w:pPr>
@@ -150,6 +154,7 @@
           </w:tcPr>
           <w:p>
             <w:pPr>
+              <w:keepNext w:val="false"/>
               <w:spacing w:after="40" w:before="0"/>
               <w:jc w:val="left"/>
             </w:pPr>
@@ -182,6 +187,7 @@
           </w:tcPr>
           <w:p>
             <w:pPr>
+              <w:keepNext w:val="false"/>
               <w:spacing w:after="40" w:before="0"/>
               <w:jc w:val="left"/>
             </w:pPr>
@@ -216,6 +222,7 @@
           </w:tcPr>
           <w:p>
             <w:pPr>
+              <w:keepNext w:val="false"/>
               <w:spacing w:after="40" w:before="0"/>
               <w:jc w:val="left"/>
             </w:pPr>
@@ -248,6 +255,7 @@
           </w:tcPr>
           <w:p>
             <w:pPr>
+              <w:keepNext w:val="false"/>
               <w:spacing w:after="40" w:before="0"/>
               <w:jc w:val="left"/>
             </w:pPr>
@@ -282,6 +290,7 @@
           </w:tcPr>
           <w:p>
             <w:pPr>
+              <w:keepNext w:val="false"/>
               <w:spacing w:after="40" w:before="0"/>
               <w:jc w:val="left"/>
             </w:pPr>
@@ -314,6 +323,7 @@
           </w:tcPr>
           <w:p>
             <w:pPr>
+              <w:keepNext w:val="false"/>
               <w:spacing w:after="40" w:before="0"/>
               <w:jc w:val="left"/>
             </w:pPr>
@@ -374,6 +384,7 @@
           </w:tcPr>
           <w:p>
             <w:pPr>
+              <w:keepNext w:val="false"/>
               <w:spacing w:after="40" w:before="0"/>
               <w:jc w:val="center"/>
             </w:pPr>
@@ -408,6 +419,7 @@
           </w:tcPr>
           <w:p>
             <w:pPr>
+              <w:keepNext w:val="false"/>
               <w:spacing w:after="40" w:before="0"/>
               <w:jc w:val="left"/>
             </w:pPr>
@@ -467,6 +479,7 @@
           </w:tcPr>
           <w:p>
             <w:pPr>
+              <w:keepNext/>
               <w:spacing w:after="40" w:before="0"/>
               <w:jc w:val="center"/>
             </w:pPr>
@@ -501,6 +514,7 @@
           </w:tcPr>
           <w:p>
             <w:pPr>
+              <w:keepNext/>
               <w:spacing w:after="40" w:before="0"/>
               <w:jc w:val="left"/>
             </w:pPr>
@@ -538,6 +552,7 @@
           </w:tcPr>
           <w:p>
             <w:pPr>
+              <w:keepNext w:val="false"/>
               <w:spacing w:after="40" w:before="0"/>
               <w:jc w:val="left"/>
             </w:pPr>
@@ -597,6 +612,7 @@
           </w:tcPr>
           <w:p>
             <w:pPr>
+              <w:keepNext/>
               <w:spacing w:after="40" w:before="0"/>
               <w:jc w:val="center"/>
             </w:pPr>
@@ -631,6 +647,7 @@
           </w:tcPr>
           <w:p>
             <w:pPr>
+              <w:keepNext/>
               <w:spacing w:after="40" w:before="0"/>
               <w:jc w:val="left"/>
             </w:pPr>
@@ -668,6 +685,7 @@
           </w:tcPr>
           <w:p>
             <w:pPr>
+              <w:keepNext w:val="false"/>
               <w:spacing w:after="40" w:before="0"/>
               <w:jc w:val="left"/>
             </w:pPr>
@@ -727,6 +745,7 @@
           </w:tcPr>
           <w:p>
             <w:pPr>
+              <w:keepNext/>
               <w:spacing w:after="40" w:before="0"/>
               <w:jc w:val="center"/>
             </w:pPr>
@@ -761,6 +780,7 @@
           </w:tcPr>
           <w:p>
             <w:pPr>
+              <w:keepNext/>
               <w:spacing w:after="40" w:before="0"/>
               <w:jc w:val="left"/>
             </w:pPr>
@@ -798,6 +818,7 @@
           </w:tcPr>
           <w:p>
             <w:pPr>
+              <w:keepNext w:val="false"/>
               <w:spacing w:after="40" w:before="0"/>
               <w:jc w:val="left"/>
             </w:pPr>
@@ -857,6 +878,7 @@
           </w:tcPr>
           <w:p>
             <w:pPr>
+              <w:keepNext/>
               <w:spacing w:after="40" w:before="0"/>
               <w:jc w:val="center"/>
             </w:pPr>
@@ -891,6 +913,7 @@
           </w:tcPr>
           <w:p>
             <w:pPr>
+              <w:keepNext/>
               <w:spacing w:after="40" w:before="0"/>
               <w:jc w:val="left"/>
             </w:pPr>
@@ -928,6 +951,7 @@
           </w:tcPr>
           <w:p>
             <w:pPr>
+              <w:keepNext w:val="false"/>
               <w:spacing w:after="40" w:before="0"/>
               <w:jc w:val="left"/>
             </w:pPr>
@@ -987,6 +1011,7 @@
           </w:tcPr>
           <w:p>
             <w:pPr>
+              <w:keepNext/>
               <w:spacing w:after="40" w:before="0"/>
               <w:jc w:val="center"/>
             </w:pPr>
@@ -1021,6 +1046,7 @@
           </w:tcPr>
           <w:p>
             <w:pPr>
+              <w:keepNext/>
               <w:spacing w:after="40" w:before="0"/>
               <w:jc w:val="left"/>
             </w:pPr>
@@ -1058,6 +1084,7 @@
           </w:tcPr>
           <w:p>
             <w:pPr>
+              <w:keepNext w:val="false"/>
               <w:spacing w:after="40" w:before="0"/>
               <w:jc w:val="left"/>
             </w:pPr>
@@ -1121,6 +1148,7 @@
           </w:tcPr>
           <w:p>
             <w:pPr>
+              <w:keepNext w:val="false"/>
               <w:spacing w:after="40" w:before="0"/>
               <w:jc w:val="center"/>
             </w:pPr>
@@ -1155,6 +1183,7 @@
           </w:tcPr>
           <w:p>
             <w:pPr>
+              <w:keepNext w:val="false"/>
               <w:spacing w:after="40" w:before="0"/>
               <w:jc w:val="left"/>
             </w:pPr>
@@ -1187,6 +1216,7 @@
           </w:tcPr>
           <w:p>
             <w:pPr>
+              <w:keepNext w:val="false"/>
               <w:spacing w:after="40" w:before="0"/>
               <w:jc w:val="left"/>
             </w:pPr>
@@ -1219,6 +1249,7 @@
           </w:tcPr>
           <w:p>
             <w:pPr>
+              <w:keepNext w:val="false"/>
               <w:spacing w:after="40" w:before="0"/>
               <w:jc w:val="left"/>
             </w:pPr>
@@ -1251,6 +1282,7 @@
           </w:tcPr>
           <w:p>
             <w:pPr>
+              <w:keepNext w:val="false"/>
               <w:spacing w:after="40" w:before="0"/>
               <w:jc w:val="left"/>
             </w:pPr>
@@ -1285,6 +1317,7 @@
           </w:tcPr>
           <w:p>
             <w:pPr>
+              <w:keepNext w:val="false"/>
               <w:spacing w:after="40" w:before="0"/>
               <w:jc w:val="left"/>
             </w:pPr>
@@ -1317,6 +1350,7 @@
           </w:tcPr>
           <w:p>
             <w:pPr>
+              <w:keepNext w:val="false"/>
               <w:spacing w:after="40" w:before="0"/>
               <w:jc w:val="left"/>
             </w:pPr>
@@ -1349,6 +1383,7 @@
           </w:tcPr>
           <w:p>
             <w:pPr>
+              <w:keepNext w:val="false"/>
               <w:spacing w:after="40" w:before="0"/>
               <w:jc w:val="left"/>
             </w:pPr>
@@ -1381,6 +1416,7 @@
           </w:tcPr>
           <w:p>
             <w:pPr>
+              <w:keepNext w:val="false"/>
               <w:spacing w:after="40" w:before="0"/>
               <w:jc w:val="left"/>
             </w:pPr>
@@ -1415,6 +1451,7 @@
           </w:tcPr>
           <w:p>
             <w:pPr>
+              <w:keepNext w:val="false"/>
               <w:spacing w:after="40" w:before="0"/>
               <w:jc w:val="left"/>
             </w:pPr>
@@ -1447,6 +1484,7 @@
           </w:tcPr>
           <w:p>
             <w:pPr>
+              <w:keepNext w:val="false"/>
               <w:spacing w:after="40" w:before="0"/>
               <w:jc w:val="left"/>
             </w:pPr>
@@ -1479,6 +1517,7 @@
           </w:tcPr>
           <w:p>
             <w:pPr>
+              <w:keepNext w:val="false"/>
               <w:spacing w:after="40" w:before="0"/>
               <w:jc w:val="left"/>
             </w:pPr>
@@ -1511,6 +1550,7 @@
           </w:tcPr>
           <w:p>
             <w:pPr>
+              <w:keepNext w:val="false"/>
               <w:spacing w:after="40" w:before="0"/>
               <w:jc w:val="left"/>
             </w:pPr>
@@ -1545,6 +1585,7 @@
           </w:tcPr>
           <w:p>
             <w:pPr>
+              <w:keepNext w:val="false"/>
               <w:spacing w:after="40" w:before="0"/>
               <w:jc w:val="left"/>
             </w:pPr>
@@ -1577,6 +1618,7 @@
           </w:tcPr>
           <w:p>
             <w:pPr>
+              <w:keepNext w:val="false"/>
               <w:spacing w:after="40" w:before="0"/>
               <w:jc w:val="left"/>
             </w:pPr>
@@ -1609,6 +1651,7 @@
           </w:tcPr>
           <w:p>
             <w:pPr>
+              <w:keepNext w:val="false"/>
               <w:spacing w:after="40" w:before="0"/>
               <w:jc w:val="left"/>
             </w:pPr>
@@ -1641,6 +1684,7 @@
           </w:tcPr>
           <w:p>
             <w:pPr>
+              <w:keepNext w:val="false"/>
               <w:spacing w:after="40" w:before="0"/>
               <w:jc w:val="left"/>
             </w:pPr>
@@ -1675,6 +1719,7 @@
           </w:tcPr>
           <w:p>
             <w:pPr>
+              <w:keepNext w:val="false"/>
               <w:spacing w:after="40" w:before="0"/>
               <w:jc w:val="left"/>
             </w:pPr>
@@ -1707,6 +1752,7 @@
           </w:tcPr>
           <w:p>
             <w:pPr>
+              <w:keepNext w:val="false"/>
               <w:spacing w:after="40" w:before="0"/>
               <w:jc w:val="left"/>
             </w:pPr>
@@ -1739,6 +1785,7 @@
           </w:tcPr>
           <w:p>
             <w:pPr>
+              <w:keepNext w:val="false"/>
               <w:spacing w:after="40" w:before="0"/>
               <w:jc w:val="left"/>
             </w:pPr>
@@ -1771,6 +1818,7 @@
           </w:tcPr>
           <w:p>
             <w:pPr>
+              <w:keepNext w:val="false"/>
               <w:spacing w:after="40" w:before="0"/>
               <w:jc w:val="left"/>
             </w:pPr>
@@ -1909,7 +1957,7 @@
         </w:rPr>
         <w:t xml:space="preserve">© 2026 SeaVuria and ARES. This work is licensed under a </w:t>
       </w:r>
-      <w:hyperlink w:history="1" r:id="rIdvszakv9hiolm3pzwgcsab">
+      <w:hyperlink w:history="1" r:id="rIdijqoydhercywlollwzh3k">
         <w:r>
           <w:rPr>
             <w:rFonts w:ascii="Arial" w:cs="Arial" w:eastAsia="Arial" w:hAnsi="Arial"/>
@@ -1929,7 +1977,7 @@
         </w:rPr>
         <w:t xml:space="preserve"> (</w:t>
       </w:r>
-      <w:hyperlink w:history="1" r:id="rId22l-qk-l0oshm1x1ot6sy">
+      <w:hyperlink w:history="1" r:id="rId-9rw0v2b2c6enkpcnre33">
         <w:r>
           <w:rPr>
             <w:rFonts w:ascii="Arial" w:cs="Arial" w:eastAsia="Arial" w:hAnsi="Arial"/>
@@ -1949,7 +1997,7 @@
         </w:rPr>
         <w:t xml:space="preserve">). To view a copy of this license, visit </w:t>
       </w:r>
-      <w:hyperlink w:history="1" r:id="rIdw289njfjuax3t00d5afh_">
+      <w:hyperlink w:history="1" r:id="rIddml6fketvfw27ybwolxpx">
         <w:r>
           <w:rPr>
             <w:rFonts w:ascii="Arial" w:cs="Arial" w:eastAsia="Arial" w:hAnsi="Arial"/>

--- a/data/outputs/v2/General_Science/SS2.1_The_Periodic_Table/General_Science_The_Periodic_Table_FinalExplanation.docx
+++ b/data/outputs/v2/General_Science/SS2.1_The_Periodic_Table/General_Science_The_Periodic_Table_FinalExplanation.docx
@@ -1957,7 +1957,7 @@
         </w:rPr>
         <w:t xml:space="preserve">© 2026 SeaVuria and ARES. This work is licensed under a </w:t>
       </w:r>
-      <w:hyperlink w:history="1" r:id="rIdijqoydhercywlollwzh3k">
+      <w:hyperlink w:history="1" r:id="rIdwf3urnm02u1ezx_dyvf_h">
         <w:r>
           <w:rPr>
             <w:rFonts w:ascii="Arial" w:cs="Arial" w:eastAsia="Arial" w:hAnsi="Arial"/>
@@ -1977,7 +1977,7 @@
         </w:rPr>
         <w:t xml:space="preserve"> (</w:t>
       </w:r>
-      <w:hyperlink w:history="1" r:id="rId-9rw0v2b2c6enkpcnre33">
+      <w:hyperlink w:history="1" r:id="rIdtjdhrhpumcnmeejubxfls">
         <w:r>
           <w:rPr>
             <w:rFonts w:ascii="Arial" w:cs="Arial" w:eastAsia="Arial" w:hAnsi="Arial"/>
@@ -1997,7 +1997,7 @@
         </w:rPr>
         <w:t xml:space="preserve">). To view a copy of this license, visit </w:t>
       </w:r>
-      <w:hyperlink w:history="1" r:id="rIddml6fketvfw27ybwolxpx">
+      <w:hyperlink w:history="1" r:id="rIdz98bsmzfyfpunryrtkuzc">
         <w:r>
           <w:rPr>
             <w:rFonts w:ascii="Arial" w:cs="Arial" w:eastAsia="Arial" w:hAnsi="Arial"/>
